--- a/download/studien-archiv.docx
+++ b/download/studien-archiv.docx
@@ -62,7 +62,189 @@
           <w:color w:val="666666"/>
           <w:sz w:val="18"/>
         </w:rPr>
-        <w:t>Stand: 19.08.2026  |  6 Studien  |  impfen.m-vf.de</w:t>
+        <w:t>Stand: 20.08.2026  |  9 Studien  |  impfen.m-vf.de</w:t>
+      </w:r>
+    </w:p>
+    <w:p>
+      <w:pPr>
+        <w:pStyle w:val="Heading1"/>
+      </w:pPr>
+      <w:r>
+        <w:t>Aufgenommen am 20.08.2026</w:t>
+      </w:r>
+    </w:p>
+    <w:p>
+      <w:pPr>
+        <w:pStyle w:val="Heading2"/>
+      </w:pPr>
+      <w:r>
+        <w:t>Impfquoten in der Schwangerschaft in Deutschland 2004–2022: Was bleibt ungenutzt?</w:t>
+      </w:r>
+    </w:p>
+    <w:p>
+      <w:r>
+        <w:rPr>
+          <w:i/>
+          <w:color w:val="666666"/>
+          <w:sz w:val="18"/>
+        </w:rPr>
+        <w:t>Mulanje L et al.  ·  Sci Rep  ·  18.08.2026  ·  PMID 42613346</w:t>
+      </w:r>
+    </w:p>
+    <w:p>
+      <w:r>
+        <w:t>Eine Analyse von über 2,8 Mio. Schwangerschaften in deutschen Krankenkassendaten zeigte, wie sich Impfquoten in der Schwangerschaft entwickelten.</w:t>
+      </w:r>
+    </w:p>
+    <w:p>
+      <w:r>
+        <w:rPr>
+          <w:b/>
+        </w:rPr>
+        <w:t xml:space="preserve">Ergebnis: </w:t>
+      </w:r>
+      <w:r>
+        <w:t>Influenza-Impfquote bei Schwangeren stieg von 2 % (2004–2009) auf 19 % (2020–2022), Pertussis von 3 % (2015–2019) auf 37 % (2020–2022). Weniger als 50 % der empfohlenen Schwangerschaftsimpfungen wurden durchgeführt; Gründe bleiben unklar. Etwa 0,3 % erhielten kontraindizierte Lebendimpfstoffe.</w:t>
+      </w:r>
+    </w:p>
+    <w:p>
+      <w:r>
+        <w:rPr>
+          <w:b/>
+          <w:sz w:val="19"/>
+        </w:rPr>
+        <w:t xml:space="preserve">Übertragbarkeit: </w:t>
+      </w:r>
+      <w:r>
+        <w:rPr>
+          <w:sz w:val="19"/>
+        </w:rPr>
+        <w:t>Deutsche Krankenkassendaten mit vollständiger Erfassung, direkt übertragbar auf deutsches Versorgungssystem.</w:t>
+      </w:r>
+    </w:p>
+    <w:p>
+      <w:r>
+        <w:rPr>
+          <w:color w:val="5A7D3A"/>
+          <w:sz w:val="18"/>
+        </w:rPr>
+        <w:t>https://pubmed.ncbi.nlm.nih.gov/42613346/</w:t>
+      </w:r>
+    </w:p>
+    <w:p>
+      <w:pPr>
+        <w:pStyle w:val="Heading2"/>
+      </w:pPr>
+      <w:r>
+        <w:t>HPV-Impfung für Adoleszente: Verhaltenswissenschaftliche Entwicklung einer Intervention (15–17 Jahre)</w:t>
+      </w:r>
+    </w:p>
+    <w:p>
+      <w:r>
+        <w:rPr>
+          <w:i/>
+          <w:color w:val="666666"/>
+          <w:sz w:val="18"/>
+        </w:rPr>
+        <w:t>Flood T et al.  ·  PLoS One  ·  14.08.2026  ·  PMID 42599892</w:t>
+      </w:r>
+    </w:p>
+    <w:p>
+      <w:r>
+        <w:t>Qualitative Studie mit fokussierten Interviews (Impfschwestern n=26, Schüler n=34, Lehrer/Schulnursen n=18) zur Entwicklung eines theoriegestützten HPV-Interventionsangebots.</w:t>
+      </w:r>
+    </w:p>
+    <w:p>
+      <w:r>
+        <w:rPr>
+          <w:b/>
+        </w:rPr>
+        <w:t xml:space="preserve">Ergebnis: </w:t>
+      </w:r>
+      <w:r>
+        <w:t>Systematische Übersicht fand Mangel an Interventionen für diese Altersgruppe. Identifiziert wurden 12 Barrieren für drei Zielverhalten (Schülerentscheidung, Professionalisierung, öffentliche Akzeptanz). Entwickelte Intervention: schulgestützte HPV-Bildung mit Impfangebot, öffentliche Medienkampagne; Erfolg hängt von Unterstützung durch Behörden und Lehrplanintegration ab.</w:t>
+      </w:r>
+    </w:p>
+    <w:p>
+      <w:r>
+        <w:rPr>
+          <w:b/>
+          <w:sz w:val="19"/>
+        </w:rPr>
+        <w:t xml:space="preserve">Übertragbarkeit: </w:t>
+      </w:r>
+      <w:r>
+        <w:rPr>
+          <w:sz w:val="19"/>
+        </w:rPr>
+        <w:t>Nordirland, ähnliche schulbasierte Impfstrukturen wie Deutschland, Barrier-Identifizierung übertragbar.</w:t>
+      </w:r>
+    </w:p>
+    <w:p>
+      <w:r>
+        <w:rPr>
+          <w:color w:val="5A7D3A"/>
+          <w:sz w:val="18"/>
+        </w:rPr>
+        <w:t>https://pubmed.ncbi.nlm.nih.gov/42599892/</w:t>
+      </w:r>
+    </w:p>
+    <w:p>
+      <w:pPr>
+        <w:pStyle w:val="Heading2"/>
+      </w:pPr>
+      <w:r>
+        <w:t>COVID-19-Sterblichkeit bei Menschen mit schweren psychischen Erkrankungen: Übersterblichkeit trotz Impfung</w:t>
+      </w:r>
+    </w:p>
+    <w:p>
+      <w:r>
+        <w:rPr>
+          <w:i/>
+          <w:color w:val="666666"/>
+          <w:sz w:val="18"/>
+        </w:rPr>
+        <w:t>Chilman N et al.  ·  Lancet Psychiatry  ·  Sept. 2026  ·  PMID 42586081</w:t>
+      </w:r>
+    </w:p>
+    <w:p>
+      <w:r>
+        <w:t>Gesamtbevölkerungsstudie in England (n=13.463.945 COVID-19-Fälle, davon 1,19 % mit schwerer psychischer Erkrankung) auf Mortalität über drei Pandemiephasen mit unterschiedlichem Impfzugang.</w:t>
+      </w:r>
+    </w:p>
+    <w:p>
+      <w:r>
+        <w:rPr>
+          <w:b/>
+        </w:rPr>
+        <w:t xml:space="preserve">Ergebnis: </w:t>
+      </w:r>
+      <w:r>
+        <w:t>Übersterblichkeit bei schwerer psychischer Erkrankung: aHR 1,56 (95%-KI 1,53–1,59). In Phase 1 (vor Impfung): aHR 1,27; Phase 2 (Impfstart): aHR 1,56; Phase 3 (nach Impfung): aHR 1,55. Impfquoten initial höher (73,2 % vs. 67,4 %), am Ende aber niedriger (79,4 % vs. 87,2 %). Impfung minderte Risiko nur partiell (aHR 1,25, 95%-KI 1,17–1,34).</w:t>
+      </w:r>
+    </w:p>
+    <w:p>
+      <w:r>
+        <w:rPr>
+          <w:b/>
+          <w:sz w:val="19"/>
+        </w:rPr>
+        <w:t xml:space="preserve">Übertragbarkeit: </w:t>
+      </w:r>
+      <w:r>
+        <w:rPr>
+          <w:sz w:val="19"/>
+        </w:rPr>
+        <w:t>England-Gesamtbevölkerung, nationales Gesundheitssystem wie Deutschland, Ungleichheitsfrage zentral.</w:t>
+      </w:r>
+    </w:p>
+    <w:p>
+      <w:r>
+        <w:rPr>
+          <w:color w:val="5A7D3A"/>
+          <w:sz w:val="18"/>
+        </w:rPr>
+        <w:t>https://pubmed.ncbi.nlm.nih.gov/42586081/</w:t>
       </w:r>
     </w:p>
     <w:p>

--- a/download/studien-archiv.docx
+++ b/download/studien-archiv.docx
@@ -62,7 +62,131 @@
           <w:color w:val="666666"/>
           <w:sz w:val="18"/>
         </w:rPr>
-        <w:t>Stand: 20.08.2026  |  9 Studien  |  impfen.m-vf.de</w:t>
+        <w:t>Stand: 21.08.2026  |  11 Studien  |  impfen.m-vf.de</w:t>
+      </w:r>
+    </w:p>
+    <w:p>
+      <w:pPr>
+        <w:pStyle w:val="Heading1"/>
+      </w:pPr>
+      <w:r>
+        <w:t>Aufgenommen am 21.08.2026</w:t>
+      </w:r>
+    </w:p>
+    <w:p>
+      <w:pPr>
+        <w:pStyle w:val="Heading2"/>
+      </w:pPr>
+      <w:r>
+        <w:t>MenACWY-Impfung und Meningokokken-Carriage bei Studierenden: Wirksamkeitsevidenz aus Carriage-Monitoring</w:t>
+      </w:r>
+    </w:p>
+    <w:p>
+      <w:r>
+        <w:rPr>
+          <w:i/>
+          <w:color w:val="666666"/>
+          <w:sz w:val="18"/>
+        </w:rPr>
+        <w:t>Harvey-Cowlishaw T et al.  ·  Front Public Health  ·  05.08.2026  ·  PMID 42621093</w:t>
+      </w:r>
+    </w:p>
+    <w:p>
+      <w:r>
+        <w:t>Querschnittstudie (September + November 2024) an 400 Studierenden einer UK-Universität mit Keimkultur/PCR und Vollgenomsequenzierung von Meningokokken-Carriern.</w:t>
+      </w:r>
+    </w:p>
+    <w:p>
+      <w:r>
+        <w:rPr>
+          <w:b/>
+        </w:rPr>
+        <w:t xml:space="preserve">Ergebnis: </w:t>
+      </w:r>
+      <w:r>
+        <w:t>Carriage-Rate Sepember 12,5 %, November 25,3 % (p&lt;0,05). Genogruppe C: null Isolate (100 % Reduktion durch MenACWY-Vakzinierung). Genogruppe Y: null verkappselte Isolate in dieser Kohorte, konsistent mit Impfeffektivität. Genogruppe B: 34,3 % (multipler Clonal Complex, teils hyperinvasiv). MenACWY schützt Studierende effektiv vor W/Y-Carriage; Genogruppe B bleibt Risiko.</w:t>
+      </w:r>
+    </w:p>
+    <w:p>
+      <w:r>
+        <w:rPr>
+          <w:b/>
+          <w:sz w:val="19"/>
+        </w:rPr>
+        <w:t xml:space="preserve">Übertragbarkeit: </w:t>
+      </w:r>
+      <w:r>
+        <w:rPr>
+          <w:sz w:val="19"/>
+        </w:rPr>
+        <w:t>UK, Kariologie-Surveillance, vergleichbare adoleszente Impfprogramme</w:t>
+      </w:r>
+    </w:p>
+    <w:p>
+      <w:r>
+        <w:rPr>
+          <w:color w:val="5A7D3A"/>
+          <w:sz w:val="18"/>
+        </w:rPr>
+        <w:t>https://pubmed.ncbi.nlm.nih.gov/42621093/</w:t>
+      </w:r>
+    </w:p>
+    <w:p>
+      <w:pPr>
+        <w:pStyle w:val="Heading2"/>
+      </w:pPr>
+      <w:r>
+        <w:t>Vorbuchte Impftermine für COVID-19: Burden-Vergleich und Wirkung auf Uptake-Intention</w:t>
+      </w:r>
+    </w:p>
+    <w:p>
+      <w:r>
+        <w:rPr>
+          <w:i/>
+          <w:color w:val="666666"/>
+          <w:sz w:val="18"/>
+        </w:rPr>
+        <w:t>Sanders JG et al.  ·  Vaccine  ·  30.08.2026  ·  PMID 42546637</w:t>
+      </w:r>
+    </w:p>
+    <w:p>
+      <w:r>
+        <w:t>Formative Evaluationsstudie (Niederlande) in zwei Phasen – qualitativ (15 Interviews) und experimentell (n=1.886) – zur Wirkung von Vorbuchung vs. Selbstbuchung auf Impfintention.</w:t>
+      </w:r>
+    </w:p>
+    <w:p>
+      <w:r>
+        <w:rPr>
+          <w:b/>
+        </w:rPr>
+        <w:t xml:space="preserve">Ergebnis: </w:t>
+      </w:r>
+      <w:r>
+        <w:t>Phase 1: Vorbuchung wurde als fürsorglich und auch als bevormundend wahrgenommen. Phase 2: Selbstbuchung wurde als weniger belastend wahrgenommen (β=−0,23, p&lt;0,05), führte aber nicht zu höherer Impfintention (aOR=1,11). Auch bei zögerlichen Personen kein Unterschied (aOR=0,88). Vorbuchung verändert COVID-19-Intention nicht – konservative Empfehlung: Selbstbuchung für bereits geimpfte Ältere.</w:t>
+      </w:r>
+    </w:p>
+    <w:p>
+      <w:r>
+        <w:rPr>
+          <w:b/>
+          <w:sz w:val="19"/>
+        </w:rPr>
+        <w:t xml:space="preserve">Übertragbarkeit: </w:t>
+      </w:r>
+      <w:r>
+        <w:rPr>
+          <w:sz w:val="19"/>
+        </w:rPr>
+        <w:t>Niederlande (RIVM), vergleichbares Versicherungssystem und Impfinfrastruktur</w:t>
+      </w:r>
+    </w:p>
+    <w:p>
+      <w:r>
+        <w:rPr>
+          <w:color w:val="5A7D3A"/>
+          <w:sz w:val="18"/>
+        </w:rPr>
+        <w:t>https://pubmed.ncbi.nlm.nih.gov/42546637/</w:t>
       </w:r>
     </w:p>
     <w:p>

--- a/download/studien-archiv.docx
+++ b/download/studien-archiv.docx
@@ -62,7 +62,131 @@
           <w:color w:val="666666"/>
           <w:sz w:val="18"/>
         </w:rPr>
-        <w:t>Stand: 21.08.2026  |  11 Studien  |  impfen.m-vf.de</w:t>
+        <w:t>Stand: 22.08.2026  |  13 Studien  |  impfen.m-vf.de</w:t>
+      </w:r>
+    </w:p>
+    <w:p>
+      <w:pPr>
+        <w:pStyle w:val="Heading1"/>
+      </w:pPr>
+      <w:r>
+        <w:t>Aufgenommen am 22.08.2026</w:t>
+      </w:r>
+    </w:p>
+    <w:p>
+      <w:pPr>
+        <w:pStyle w:val="Heading2"/>
+      </w:pPr>
+      <w:r>
+        <w:t>HPV-Impfung senkt Häufigkeit von Larynx- und Bindehautpapillomen in Dänemark</w:t>
+      </w:r>
+    </w:p>
+    <w:p>
+      <w:r>
+        <w:rPr>
+          <w:i/>
+          <w:color w:val="666666"/>
+          <w:sz w:val="18"/>
+        </w:rPr>
+        <w:t>Aakilde M et al.  ·  APMIS  ·  Aug. 2026  ·  PMID 42619272</w:t>
+      </w:r>
+    </w:p>
+    <w:p>
+      <w:r>
+        <w:t>Register-Studie: 33 juvenile Larynx-, 134 Bindehautpapillom-Patienten 2005–2024 mit HPV-Subtypisierung und Impfstatus-Abfrage.</w:t>
+      </w:r>
+    </w:p>
+    <w:p>
+      <w:r>
+        <w:rPr>
+          <w:b/>
+        </w:rPr>
+        <w:t xml:space="preserve">Ergebnis: </w:t>
+      </w:r>
+      <w:r>
+        <w:t>Larynxpapillom-Inzidenz sank von 0,190 pro 100.000 (2005–2013) auf 0,107 (2014–2024), nicht signifikant (p=0,145); keine Fälle bei geimpften Müttern. Bindehautpapillom-Inzidenz sank signifikant um 5,3 % pro Jahr (p=0,002). HPV-6/-11 in 74,1 % nachgewiesen. Studie zeigt Schutzeffekt des Impfprogramms auf Bindehautpapillome, juvenile Larynxpapillome bleiben selten und nur bei ungeimpften Müttern.</w:t>
+      </w:r>
+    </w:p>
+    <w:p>
+      <w:r>
+        <w:rPr>
+          <w:b/>
+          <w:sz w:val="19"/>
+        </w:rPr>
+        <w:t xml:space="preserve">Übertragbarkeit: </w:t>
+      </w:r>
+      <w:r>
+        <w:rPr>
+          <w:sz w:val="19"/>
+        </w:rPr>
+        <w:t>Dänemark, nationales Register, vergleichbare nordeuropäische Impfpraxis</w:t>
+      </w:r>
+    </w:p>
+    <w:p>
+      <w:r>
+        <w:rPr>
+          <w:color w:val="5A7D3A"/>
+          <w:sz w:val="18"/>
+        </w:rPr>
+        <w:t>https://pubmed.ncbi.nlm.nih.gov/42619272/</w:t>
+      </w:r>
+    </w:p>
+    <w:p>
+      <w:pPr>
+        <w:pStyle w:val="Heading2"/>
+      </w:pPr>
+      <w:r>
+        <w:t>Hepatitis-B-Impfquoten bei trans und nicht-binären Menschen in Deutschland: Wer bleibt ungeimpft?</w:t>
+      </w:r>
+    </w:p>
+    <w:p>
+      <w:r>
+        <w:rPr>
+          <w:i/>
+          <w:color w:val="666666"/>
+          <w:sz w:val="18"/>
+        </w:rPr>
+        <w:t>Biallas R et al.  ·  BMC Public Health  ·  11.08.2026  ·  PMID 42576212</w:t>
+      </w:r>
+    </w:p>
+    <w:p>
+      <w:r>
+        <w:t>Online-Survey von 2.358 trans und nicht-binären Personen zu Hepatitis-B-Diagnosen und Impfstatus, RKI-Studie.</w:t>
+      </w:r>
+    </w:p>
+    <w:p>
+      <w:r>
+        <w:rPr>
+          <w:b/>
+        </w:rPr>
+        <w:t xml:space="preserve">Ergebnis: </w:t>
+      </w:r>
+      <w:r>
+        <w:t>HBV-Prävalenz 0,6 %, Impfquote 56,3 %. Quote höher bei Personen auf dem männlichen Spektrum (PR 1,29) als weiblich/nicht-binär; höher mit Hochschulbildung (PR 1,44) und in Großstädten (PR 1,22). 550 (21,7 %) waren impfempfohlen; von 213 mit negativem Impfstatus waren 65 % unter 30 und hätten Routine-Impfung erhalten sollen. Wissenslücken zu Hepatitis als Hauptprädiktor für niedrige Quote identifiziert.</w:t>
+      </w:r>
+    </w:p>
+    <w:p>
+      <w:r>
+        <w:rPr>
+          <w:b/>
+          <w:sz w:val="19"/>
+        </w:rPr>
+        <w:t xml:space="preserve">Übertragbarkeit: </w:t>
+      </w:r>
+      <w:r>
+        <w:rPr>
+          <w:sz w:val="19"/>
+        </w:rPr>
+        <w:t>RKI-Studie, deutsche Hochrisikopopulation; Ungleichheit nach Bildung, Geschlechtsidentität und Urbanisierung</w:t>
+      </w:r>
+    </w:p>
+    <w:p>
+      <w:r>
+        <w:rPr>
+          <w:color w:val="5A7D3A"/>
+          <w:sz w:val="18"/>
+        </w:rPr>
+        <w:t>https://pubmed.ncbi.nlm.nih.gov/42576212/</w:t>
       </w:r>
     </w:p>
     <w:p>

--- a/download/studien-archiv.docx
+++ b/download/studien-archiv.docx
@@ -62,7 +62,73 @@
           <w:color w:val="666666"/>
           <w:sz w:val="18"/>
         </w:rPr>
-        <w:t>Stand: 22.08.2026  |  13 Studien  |  impfen.m-vf.de</w:t>
+        <w:t>Stand: 24.08.2026  |  14 Studien  |  impfen.m-vf.de</w:t>
+      </w:r>
+    </w:p>
+    <w:p>
+      <w:pPr>
+        <w:pStyle w:val="Heading1"/>
+      </w:pPr>
+      <w:r>
+        <w:t>Aufgenommen am 24.08.2026</w:t>
+      </w:r>
+    </w:p>
+    <w:p>
+      <w:pPr>
+        <w:pStyle w:val="Heading2"/>
+      </w:pPr>
+      <w:r>
+        <w:t>Hochdosis-Grippeimpfstoff senkte Krankenhauseinweisungen bei Altenheimbewohnern um 31 Prozent</w:t>
+      </w:r>
+    </w:p>
+    <w:p>
+      <w:r>
+        <w:rPr>
+          <w:i/>
+          <w:color w:val="666666"/>
+          <w:sz w:val="18"/>
+        </w:rPr>
+        <w:t>Bricout H et al.  ·  Age Ageing  ·  03.08.2026  ·  PMID 42632918</w:t>
+      </w:r>
+    </w:p>
+    <w:p>
+      <w:r>
+        <w:t>Französische Kohortenstudie verglich Wirksamkeit von Hochdosis- versus Standarddosis-Grippeimpfstoff gegen grippebedingte Krankenhauseinweisungen bei Bewohnern von Altenpflegeeinrichtungen (2022–2023).</w:t>
+      </w:r>
+    </w:p>
+    <w:p>
+      <w:r>
+        <w:rPr>
+          <w:b/>
+        </w:rPr>
+        <w:t xml:space="preserve">Ergebnis: </w:t>
+      </w:r>
+      <w:r>
+        <w:t>Hochdosis-Impfstoff reduzierte grippebedingte Krankenhauseinweisungen um 30,8 % (95 % KI: 11,8–45,7 %; p = 0,0029), verglichen mit Standarddosis. Bei Pneumonie oder kombinierten Ergebnissen zeigte sich kein signifikanter Unterschied. Die Studie stützt bevorzugte Verwendung des Hochdosis-Impfstoffs in dieser Hochrisikogruppe.</w:t>
+      </w:r>
+    </w:p>
+    <w:p>
+      <w:r>
+        <w:rPr>
+          <w:b/>
+          <w:sz w:val="19"/>
+        </w:rPr>
+        <w:t xml:space="preserve">Übertragbarkeit: </w:t>
+      </w:r>
+      <w:r>
+        <w:rPr>
+          <w:sz w:val="19"/>
+        </w:rPr>
+        <w:t>Frankreich mit vergleichbarem Sozialversicherungssystem und Langzeitpflege-Dokumentation wie Deutschland.</w:t>
+      </w:r>
+    </w:p>
+    <w:p>
+      <w:r>
+        <w:rPr>
+          <w:color w:val="5A7D3A"/>
+          <w:sz w:val="18"/>
+        </w:rPr>
+        <w:t>https://pubmed.ncbi.nlm.nih.gov/42632918/</w:t>
       </w:r>
     </w:p>
     <w:p>

--- a/download/studien-archiv.docx
+++ b/download/studien-archiv.docx
@@ -62,7 +62,189 @@
           <w:color w:val="666666"/>
           <w:sz w:val="18"/>
         </w:rPr>
-        <w:t>Stand: 24.08.2026  |  14 Studien  |  impfen.m-vf.de</w:t>
+        <w:t>Stand: 26.08.2026  |  17 Studien  |  impfen.m-vf.de</w:t>
+      </w:r>
+    </w:p>
+    <w:p>
+      <w:pPr>
+        <w:pStyle w:val="Heading1"/>
+      </w:pPr>
+      <w:r>
+        <w:t>Aufgenommen am 26.08.2026</w:t>
+      </w:r>
+    </w:p>
+    <w:p>
+      <w:pPr>
+        <w:pStyle w:val="Heading2"/>
+      </w:pPr>
+      <w:r>
+        <w:t>Influenza-Impfskepsis bei georgischen Gesundheitspersonal senkt Impfquote über drei Jahre</w:t>
+      </w:r>
+    </w:p>
+    <w:p>
+      <w:r>
+        <w:rPr>
+          <w:i/>
+          <w:color w:val="666666"/>
+          <w:sz w:val="18"/>
+        </w:rPr>
+        <w:t>Artemchuk O et al.  ·  PLoS One  ·  25.08.2026  ·  PMID 42640914</w:t>
+      </w:r>
+    </w:p>
+    <w:p>
+      <w:r>
+        <w:t>Prospektive Kohortenstudie in Georgien mit 403 Krankenhausmitarbeitenden über drei Influenza-Saisons (2021–2024): Welche Faktoren beeinflussen die Annahme der jährlichen Influenza-Impfung?</w:t>
+      </w:r>
+    </w:p>
+    <w:p>
+      <w:r>
+        <w:rPr>
+          <w:b/>
+        </w:rPr>
+        <w:t xml:space="preserve">Ergebnis: </w:t>
+      </w:r>
+      <w:r>
+        <w:t>72 % erhielten mindestens einmal die Impfung, 28 % nie. Mangelndes Vertrauen in Sicherheit (aOR 0,27) und Wirksamkeit (aOR 0,36) sowie das Alter 40–49 Jahre (aOR 2,67) waren die Hauptfaktoren. Eine Klinik hatte deutlich niedrigere Quoten (aOR 0,06).</w:t>
+      </w:r>
+    </w:p>
+    <w:p>
+      <w:r>
+        <w:rPr>
+          <w:b/>
+          <w:sz w:val="19"/>
+        </w:rPr>
+        <w:t xml:space="preserve">Übertragbarkeit: </w:t>
+      </w:r>
+      <w:r>
+        <w:rPr>
+          <w:sz w:val="19"/>
+        </w:rPr>
+        <w:t>Kaukasus-Region mit WHO-Partner, aber begrenzte Übertragbarkeit auf deutsches System ohne Impfregister.</w:t>
+      </w:r>
+    </w:p>
+    <w:p>
+      <w:r>
+        <w:rPr>
+          <w:color w:val="5A7D3A"/>
+          <w:sz w:val="18"/>
+        </w:rPr>
+        <w:t>https://pubmed.ncbi.nlm.nih.gov/42640914/</w:t>
+      </w:r>
+    </w:p>
+    <w:p>
+      <w:pPr>
+        <w:pStyle w:val="Heading2"/>
+      </w:pPr>
+      <w:r>
+        <w:t>Impfquote bei 24-Monate-Alten in Italien von 92,75 % auf 94,57 % durch Reorganisation der Dienste</w:t>
+      </w:r>
+    </w:p>
+    <w:p>
+      <w:r>
+        <w:rPr>
+          <w:i/>
+          <w:color w:val="666666"/>
+          <w:sz w:val="18"/>
+        </w:rPr>
+        <w:t>Scala A et al.  ·  Front Public Health  ·  10.08.2026  ·  PMID 42638716</w:t>
+      </w:r>
+    </w:p>
+    <w:p>
+      <w:r>
+        <w:t>Qualitäts-Verbesserungsprojekt in ASL Napoli 3 Sud 2022–2024 mit M.A.S.T.E.R.-Framework: Wie ließ sich die gefallene Abdeckung von Primärserien wieder heben?</w:t>
+      </w:r>
+    </w:p>
+    <w:p>
+      <w:r>
+        <w:rPr>
+          <w:b/>
+        </w:rPr>
+        <w:t xml:space="preserve">Ergebnis: </w:t>
+      </w:r>
+      <w:r>
+        <w:t>Quote 2023: 92,75 % (Rückgang von 94,57 % 2022). Nach Interventionen (standardisierte Erinnerungen, digitale Kalender, Schulung, Logistik-Überprüfung): 2024 → 94,57 % (+1,82 Pp.). Erinnerungen stiegen von 1.248 auf 2.136, vollendete Nachholtermine von 286 auf 612. Pädiater-Kooperation von 54,2 % auf 87,3 %.</w:t>
+      </w:r>
+    </w:p>
+    <w:p>
+      <w:r>
+        <w:rPr>
+          <w:b/>
+          <w:sz w:val="19"/>
+        </w:rPr>
+        <w:t xml:space="preserve">Übertragbarkeit: </w:t>
+      </w:r>
+      <w:r>
+        <w:rPr>
+          <w:sz w:val="19"/>
+        </w:rPr>
+        <w:t>Italien, südeuropäisches Sozialversicherungssystem, Dokumentation ähnlich Deutschland-Anforderungen.</w:t>
+      </w:r>
+    </w:p>
+    <w:p>
+      <w:r>
+        <w:rPr>
+          <w:color w:val="5A7D3A"/>
+          <w:sz w:val="18"/>
+        </w:rPr>
+        <w:t>https://pubmed.ncbi.nlm.nih.gov/42638716/</w:t>
+      </w:r>
+    </w:p>
+    <w:p>
+      <w:pPr>
+        <w:pStyle w:val="Heading2"/>
+      </w:pPr>
+      <w:r>
+        <w:t>Schwangere in Gambia: Lücken beim COVID-19-Impfstoffzugang trotz neuer Leitlinien</w:t>
+      </w:r>
+    </w:p>
+    <w:p>
+      <w:r>
+        <w:rPr>
+          <w:i/>
+          <w:color w:val="666666"/>
+          <w:sz w:val="18"/>
+        </w:rPr>
+        <w:t>Nkereuwem O et al.  ·  BMJ Open  ·  20.08.2026  ·  PMID 42624601</w:t>
+      </w:r>
+    </w:p>
+    <w:p>
+      <w:r>
+        <w:t>Qualitative Studie in Gambia mit 15 Fachpersonen und 29 Workshop-Teilnehmenden: Welche Barrieren verhindern, dass Schwangere COVID-19-Impfstoffe erhalten?</w:t>
+      </w:r>
+    </w:p>
+    <w:p>
+      <w:r>
+        <w:rPr>
+          <w:b/>
+        </w:rPr>
+        <w:t xml:space="preserve">Ergebnis: </w:t>
+      </w:r>
+      <w:r>
+        <w:t>Evolvierende Sicherheitsleitlinien minderten Beratungsvertrauen und verstärkten Vaccine Hesitancy. Fragmentierte Dienste (nicht in Schwangerenvorsorge integriert), schwache Dokumentation von Nebenwirkungen und Misinformation waren Kernprobleme. Strategien: frühe Schulung, Koordination über Berufsgruppen, gestärkte Logistik und Sicherheitsmeldung.</w:t>
+      </w:r>
+    </w:p>
+    <w:p>
+      <w:r>
+        <w:rPr>
+          <w:b/>
+          <w:sz w:val="19"/>
+        </w:rPr>
+        <w:t xml:space="preserve">Übertragbarkeit: </w:t>
+      </w:r>
+      <w:r>
+        <w:rPr>
+          <w:sz w:val="19"/>
+        </w:rPr>
+        <w:t>Subsahara-Afrika, aber Befunde zu systemischer Fragmentierung relevant für Integrationsfragen.</w:t>
+      </w:r>
+    </w:p>
+    <w:p>
+      <w:r>
+        <w:rPr>
+          <w:color w:val="5A7D3A"/>
+          <w:sz w:val="18"/>
+        </w:rPr>
+        <w:t>https://pubmed.ncbi.nlm.nih.gov/42624601/</w:t>
       </w:r>
     </w:p>
     <w:p>

--- a/download/studien-archiv.docx
+++ b/download/studien-archiv.docx
@@ -62,7 +62,363 @@
           <w:color w:val="666666"/>
           <w:sz w:val="18"/>
         </w:rPr>
-        <w:t>Stand: 26.08.2026  |  17 Studien  |  impfen.m-vf.de</w:t>
+        <w:t>Stand: 27.08.2026  |  23 Studien  |  impfen.m-vf.de</w:t>
+      </w:r>
+    </w:p>
+    <w:p>
+      <w:pPr>
+        <w:pStyle w:val="Heading1"/>
+      </w:pPr>
+      <w:r>
+        <w:t>Aufgenommen am 27.08.2026</w:t>
+      </w:r>
+    </w:p>
+    <w:p>
+      <w:pPr>
+        <w:pStyle w:val="Heading2"/>
+      </w:pPr>
+      <w:r>
+        <w:t>Finnlands zentrales Impfsystem erreicht hohe Quoten, kämpft aber mit Eigenverantwortung und Chancengerechtigkeit</w:t>
+      </w:r>
+    </w:p>
+    <w:p>
+      <w:r>
+        <w:rPr>
+          <w:i/>
+          <w:color w:val="666666"/>
+          <w:sz w:val="18"/>
+        </w:rPr>
+        <w:t>Pattyn J et al.  ·  Hum Vaccin Immunother  ·  26.08.2026  ·  PMID 42647143</w:t>
+      </w:r>
+    </w:p>
+    <w:p>
+      <w:r>
+        <w:t>Eine strukturierte Literaturanalyse mit Experteneingaben beschrieb Finnlands National Vaccination Program (NVP) für Erwachsene, seine Stärken und Hürden.</w:t>
+      </w:r>
+    </w:p>
+    <w:p>
+      <w:r>
+        <w:rPr>
+          <w:b/>
+        </w:rPr>
+        <w:t xml:space="preserve">Ergebnis: </w:t>
+      </w:r>
+      <w:r>
+        <w:t>Finnlands zentralisiertes, kostenlos bereitgestelltes NVP mit Bevölkerungsregistern erlaubt präzise Monitoring von Abdeckung, Sicherheit und Wirkung. Herausforderungen: Impfung ist individuelle Verantwortung (Compliance-Problem), Kosten für nicht-NVP-Impfstoffe erzeugen Ungleichheit, Impfvertrauen leicht rückläufig. Die CUBE wurde gegründet, um Verhaltensbarrieren zu verstehen.</w:t>
+      </w:r>
+    </w:p>
+    <w:p>
+      <w:r>
+        <w:rPr>
+          <w:b/>
+          <w:sz w:val="19"/>
+        </w:rPr>
+        <w:t xml:space="preserve">Übertragbarkeit: </w:t>
+      </w:r>
+      <w:r>
+        <w:rPr>
+          <w:sz w:val="19"/>
+        </w:rPr>
+        <w:t>skandinavisch mit Impfregister; zeigt Möglichkeiten und Limits zentralisierter Systeme.</w:t>
+      </w:r>
+    </w:p>
+    <w:p>
+      <w:r>
+        <w:rPr>
+          <w:color w:val="5A7D3A"/>
+          <w:sz w:val="18"/>
+        </w:rPr>
+        <w:t>https://pubmed.ncbi.nlm.nih.gov/42647143/</w:t>
+      </w:r>
+    </w:p>
+    <w:p>
+      <w:pPr>
+        <w:pStyle w:val="Heading2"/>
+      </w:pPr>
+      <w:r>
+        <w:t>HPV-Wissen und Vertrauen in Gesundheitsbehörden prägen Impfbereitschaft in Rumänien</w:t>
+      </w:r>
+    </w:p>
+    <w:p>
+      <w:r>
+        <w:rPr>
+          <w:i/>
+          <w:color w:val="666666"/>
+          <w:sz w:val="18"/>
+        </w:rPr>
+        <w:t>Nati ID et al.  ·  Med Sci (Basel)  ·  25.07.2026  ·  PMID 42646566</w:t>
+      </w:r>
+    </w:p>
+    <w:p>
+      <w:r>
+        <w:t>Eine rumänische Querschnittsumfrage untersuchte kognitive und institutionelle Faktoren für HPV-Impfbereitschaft bei erwachsenen Frauen.</w:t>
+      </w:r>
+    </w:p>
+    <w:p>
+      <w:r>
+        <w:rPr>
+          <w:b/>
+        </w:rPr>
+        <w:t xml:space="preserve">Ergebnis: </w:t>
+      </w:r>
+      <w:r>
+        <w:t>Unter 368 Befragten lag die Impfquote nur bei 28,6 %. Hohes HPV-Wissen korrelierte mit Impfbereitschaft (p=0,001), ebenso Vertrauen in Behörden. Digitale Fehlinformation zeigte schwachen negativen Zusammenhang mit Wissen, beeinflusste aber Impfbereitschaft nicht direkt. Die Autoren empfehlen Übergang von optionalem zu aktivem Angebot (Opt-out-Modell).</w:t>
+      </w:r>
+    </w:p>
+    <w:p>
+      <w:r>
+        <w:rPr>
+          <w:b/>
+          <w:sz w:val="19"/>
+        </w:rPr>
+        <w:t xml:space="preserve">Übertragbarkeit: </w:t>
+      </w:r>
+      <w:r>
+        <w:rPr>
+          <w:sz w:val="19"/>
+        </w:rPr>
+        <w:t>Süd-/Osteuropa mit ähnlicher administrativer Struktur; zeigt Wirkung von Vertrauen und Struktur.</w:t>
+      </w:r>
+    </w:p>
+    <w:p>
+      <w:r>
+        <w:rPr>
+          <w:color w:val="5A7D3A"/>
+          <w:sz w:val="18"/>
+        </w:rPr>
+        <w:t>https://pubmed.ncbi.nlm.nih.gov/42646566/</w:t>
+      </w:r>
+    </w:p>
+    <w:p>
+      <w:pPr>
+        <w:pStyle w:val="Heading2"/>
+      </w:pPr>
+      <w:r>
+        <w:t>Lesbarer Weblink in digitalen Impfeinladungen erhöht Vertrauen und Buchungsbereitschaft</w:t>
+      </w:r>
+    </w:p>
+    <w:p>
+      <w:r>
+        <w:rPr>
+          <w:i/>
+          <w:color w:val="666666"/>
+          <w:sz w:val="18"/>
+        </w:rPr>
+        <w:t>Oakley CM et al.  ·  J Med Internet Res  ·  25.08.2026  ·  PMID 42640841</w:t>
+      </w:r>
+    </w:p>
+    <w:p>
+      <w:r>
+        <w:t>Drei randomisierte Onlinestudien mit britischen Teilnehmern testeten, wie das Design von Web-Links in digitalen COVID-19-Impfeinladungen Vertrauen und Buchungsbereitschaft beeinflusst.</w:t>
+      </w:r>
+    </w:p>
+    <w:p>
+      <w:r>
+        <w:rPr>
+          <w:b/>
+        </w:rPr>
+        <w:t xml:space="preserve">Ergebnis: </w:t>
+      </w:r>
+      <w:r>
+        <w:t>Im Kontrollarm (komplizierter Link) waren 63 % unsicher oder unwillig, ihn zu nutzen. Ein klarer Link (‚vaccine-booking.nhs.uk') verbesserte das Vertrauen (β=0,26 in Exp.1, β=0,24 in Exp.3), ebenso ein Text-eingebetteter Link (β=0,18 in Exp.2, β=0,17 in Exp.3). Ein verkürzter Link brachte keinen Gewinn. Einfache, erkennbare Links erhöhten Buchungsintention über verbessertes Vertrauen und Host-Erkennung.</w:t>
+      </w:r>
+    </w:p>
+    <w:p>
+      <w:r>
+        <w:rPr>
+          <w:b/>
+          <w:sz w:val="19"/>
+        </w:rPr>
+        <w:t xml:space="preserve">Übertragbarkeit: </w:t>
+      </w:r>
+      <w:r>
+        <w:rPr>
+          <w:sz w:val="19"/>
+        </w:rPr>
+        <w:t>Großbritannien; einfache Designprinzipien auch für deutsches Portal- und E-Mail-System anwendbar.</w:t>
+      </w:r>
+    </w:p>
+    <w:p>
+      <w:r>
+        <w:rPr>
+          <w:color w:val="5A7D3A"/>
+          <w:sz w:val="18"/>
+        </w:rPr>
+        <w:t>https://pubmed.ncbi.nlm.nih.gov/42640841/</w:t>
+      </w:r>
+    </w:p>
+    <w:p>
+      <w:pPr>
+        <w:pStyle w:val="Heading2"/>
+      </w:pPr>
+      <w:r>
+        <w:t>Schwere Nebenwirkungen nach COVID-19-Auffrischung vermindern die Bereitschaft zur erneuten Impfung</w:t>
+      </w:r>
+    </w:p>
+    <w:p>
+      <w:r>
+        <w:rPr>
+          <w:i/>
+          <w:color w:val="666666"/>
+          <w:sz w:val="18"/>
+        </w:rPr>
+        <w:t>Huiberts AJ et al.  ·  Vaccine  ·  17.09.2026  ·  PMID 42603508</w:t>
+      </w:r>
+    </w:p>
+    <w:p>
+      <w:r>
+        <w:t>Eine niederländische Kohortenstudie untersuchte, ob das Auftreten und die Schwere von Nebenwirkungen nach COVID-19-Auffrischimpfungen die Bereitschaft zur Impfung im Folgejahr beeinflussen.</w:t>
+      </w:r>
+    </w:p>
+    <w:p>
+      <w:r>
+        <w:rPr>
+          <w:b/>
+        </w:rPr>
+        <w:t xml:space="preserve">Ergebnis: </w:t>
+      </w:r>
+      <w:r>
+        <w:t>Von 11.010 Geimpften (2022) waren 73,7 % im nächsten Jahr erneut geimpft. Systémische Nebenwirkungen 2022 waren mit niedrigerem Risiko für Wiederimpfung 2023 verbunden (OR 0,84, 95%-KI 0,76–0,93), besonders bei mittleren (OR 0,79) oder schweren Ereignissen (OR 0,45) sowie Dauer &gt;5 Tagen (OR 0,72). Das Muster wiederholte sich für 2024. Dies zeigt, dass direkte Erfahrungen mit Nebenwirkungen künftige Impfbereitschaft senken.</w:t>
+      </w:r>
+    </w:p>
+    <w:p>
+      <w:r>
+        <w:rPr>
+          <w:b/>
+          <w:sz w:val="19"/>
+        </w:rPr>
+        <w:t xml:space="preserve">Übertragbarkeit: </w:t>
+      </w:r>
+      <w:r>
+        <w:rPr>
+          <w:sz w:val="19"/>
+        </w:rPr>
+        <w:t>Niederlande mit Impfregister; deutsche Routinedaten vergleichbar.</w:t>
+      </w:r>
+    </w:p>
+    <w:p>
+      <w:r>
+        <w:rPr>
+          <w:color w:val="5A7D3A"/>
+          <w:sz w:val="18"/>
+        </w:rPr>
+        <w:t>https://pubmed.ncbi.nlm.nih.gov/42603508/</w:t>
+      </w:r>
+    </w:p>
+    <w:p>
+      <w:pPr>
+        <w:pStyle w:val="Heading2"/>
+      </w:pPr>
+      <w:r>
+        <w:t>Messaging zu ‚gesundem Altern' erhöht Impfbereitschaft bei älteren Erwachsenen in Frankreich</w:t>
+      </w:r>
+    </w:p>
+    <w:p>
+      <w:r>
+        <w:rPr>
+          <w:i/>
+          <w:color w:val="666666"/>
+          <w:sz w:val="18"/>
+        </w:rPr>
+        <w:t>Addario A et al.  ·  Vaccine  ·  17.09.2026  ·  PMID 42594637</w:t>
+      </w:r>
+    </w:p>
+    <w:p>
+      <w:r>
+        <w:t>Eine französische Querschnittsumfrage mit Social-Marketing-Ansatz testete, welche Botschaften und Zugangsmerkmale die Impfintention bei Älteren (≥60 Jahren) verbessern.</w:t>
+      </w:r>
+    </w:p>
+    <w:p>
+      <w:r>
+        <w:rPr>
+          <w:b/>
+        </w:rPr>
+        <w:t xml:space="preserve">Ergebnis: </w:t>
+      </w:r>
+      <w:r>
+        <w:t>Von 2.416 Befragten hatten 15,6 % hohe, 81,7 % mittlere und 2,8 % niedrige Impfbereitschaft. Zustimmung, dass Impfung zu gesundem Altern beiträgt, stieg von 3 % (niedrig) auf 56 % (mittel) und 78 % (hoch). Botschaften zu Schlag- und Herzinfarktrisiko zeigten höchste Intention (69–67 %). Gültigkeitsvoucher wurden positiv aufgenommen (57–81 % würden impfen lassen). Ärzte waren vertrauteste Informationsquelle (93–95 %).</w:t>
+      </w:r>
+    </w:p>
+    <w:p>
+      <w:r>
+        <w:rPr>
+          <w:b/>
+          <w:sz w:val="19"/>
+        </w:rPr>
+        <w:t xml:space="preserve">Übertragbarkeit: </w:t>
+      </w:r>
+      <w:r>
+        <w:rPr>
+          <w:sz w:val="19"/>
+        </w:rPr>
+        <w:t>Frankreich mit ähnlichem Versicherungssystem; Fokus auf Rahmung und Zugang in DACH übertragbar.</w:t>
+      </w:r>
+    </w:p>
+    <w:p>
+      <w:r>
+        <w:rPr>
+          <w:color w:val="5A7D3A"/>
+          <w:sz w:val="18"/>
+        </w:rPr>
+        <w:t>https://pubmed.ncbi.nlm.nih.gov/42594637/</w:t>
+      </w:r>
+    </w:p>
+    <w:p>
+      <w:pPr>
+        <w:pStyle w:val="Heading2"/>
+      </w:pPr>
+      <w:r>
+        <w:t>Omicron-JN.1-Impfstoff bot in den Niederlanden nur begrenzte Zusatzschutzwirkung</w:t>
+      </w:r>
+    </w:p>
+    <w:p>
+      <w:r>
+        <w:rPr>
+          <w:i/>
+          <w:color w:val="666666"/>
+          <w:sz w:val="18"/>
+        </w:rPr>
+        <w:t>Huiberts AJ et al.  ·  Vaccine  ·  17.09.2026  ·  PMID 42585808</w:t>
+      </w:r>
+    </w:p>
+    <w:p>
+      <w:r>
+        <w:t>Eine prospektive holländische Kohortenstudie quantifizierte die Wirksamkeit der JN.1-Varianten-angepassten COVID-19-Impfung gegen Infektionen von September 2024 bis Februar 2025.</w:t>
+      </w:r>
+    </w:p>
+    <w:p>
+      <w:r>
+        <w:rPr>
+          <w:b/>
+        </w:rPr>
+        <w:t xml:space="preserve">Ergebnis: </w:t>
+      </w:r>
+      <w:r>
+        <w:t>Von 4.490 Teilnehmern &lt;60 Jahren waren 29 % geimpft, von 19.349 Älteren 74 %. Bei 2.142 Infektionen betrug die Impfwirksamkeit 16 % (&lt;60 Jahre, 95%-KI –11–36) und 13 % (≥60 Jahre, 95%-KI 2–23). Gegen KP.3.1.1 und XEC unterschied sich der Schutz nicht signifikant. Die begrenzte Schutzwirkung in einer Phase niedriger Inzidenz deutet auf waning immunity hin.</w:t>
+      </w:r>
+    </w:p>
+    <w:p>
+      <w:r>
+        <w:rPr>
+          <w:b/>
+          <w:sz w:val="19"/>
+        </w:rPr>
+        <w:t xml:space="preserve">Übertragbarkeit: </w:t>
+      </w:r>
+      <w:r>
+        <w:rPr>
+          <w:sz w:val="19"/>
+        </w:rPr>
+        <w:t>Niederlande mit vollständiger Impfdokumentation und genetischer Variantenbestimmung.</w:t>
+      </w:r>
+    </w:p>
+    <w:p>
+      <w:r>
+        <w:rPr>
+          <w:color w:val="5A7D3A"/>
+          <w:sz w:val="18"/>
+        </w:rPr>
+        <w:t>https://pubmed.ncbi.nlm.nih.gov/42585808/</w:t>
       </w:r>
     </w:p>
     <w:p>

--- a/download/studien-archiv.docx
+++ b/download/studien-archiv.docx
@@ -62,7 +62,363 @@
           <w:color w:val="666666"/>
           <w:sz w:val="18"/>
         </w:rPr>
-        <w:t>Stand: 27.08.2026  |  23 Studien  |  impfen.m-vf.de</w:t>
+        <w:t>Stand: 28.08.2026  |  29 Studien  |  impfen.m-vf.de</w:t>
+      </w:r>
+    </w:p>
+    <w:p>
+      <w:pPr>
+        <w:pStyle w:val="Heading1"/>
+      </w:pPr>
+      <w:r>
+        <w:t>Aufgenommen am 28.08.2026</w:t>
+      </w:r>
+    </w:p>
+    <w:p>
+      <w:pPr>
+        <w:pStyle w:val="Heading2"/>
+      </w:pPr>
+      <w:r>
+        <w:t>Influenza-Impfung reduziert Todesfälle bei hospitalisiertem älteren Alter</w:t>
+      </w:r>
+    </w:p>
+    <w:p>
+      <w:r>
+        <w:rPr>
+          <w:i/>
+          <w:color w:val="666666"/>
+          <w:sz w:val="18"/>
+        </w:rPr>
+        <w:t>Marques DFP et al.  ·  Expert Rev Vaccines  ·  27.08.2026  ·  PMID 42657682</w:t>
+      </w:r>
+    </w:p>
+    <w:p>
+      <w:r>
+        <w:t>Retrospektive Kohortenstudie aus dem europäischen I-MOVE-Netzwerk untersuchte die Assoziation zwischen Influenza-Impfung und schweren Outcomes bei ≥65-jährigen mit laborbestätigter Influenza (2015/16–2024/25).</w:t>
+      </w:r>
+    </w:p>
+    <w:p>
+      <w:r>
+        <w:rPr>
+          <w:b/>
+        </w:rPr>
+        <w:t xml:space="preserve">Ergebnis: </w:t>
+      </w:r>
+      <w:r>
+        <w:t>Bei 4.257 Patienten zeigte Impfung wenig Assoziation mit ICU-Aufnahmen (RRR 11 %, 95% CI: -21–34), aber war mit 26-prozentiger Reduktion der Todesfälle während Hospitalisierung assoziiert (95% CI: 3–43). In der älteren Gruppe ≥80 Jahre betrug die Reduktion der In-Hospital-Mortalität 29%.</w:t>
+      </w:r>
+    </w:p>
+    <w:p>
+      <w:r>
+        <w:rPr>
+          <w:b/>
+          <w:sz w:val="19"/>
+        </w:rPr>
+        <w:t xml:space="preserve">Übertragbarkeit: </w:t>
+      </w:r>
+      <w:r>
+        <w:rPr>
+          <w:sz w:val="19"/>
+        </w:rPr>
+        <w:t>Europäische Klinikdaten, vergleichbare Dokumentationspflichten, direkt auf Deutschland übertragbar.</w:t>
+      </w:r>
+    </w:p>
+    <w:p>
+      <w:r>
+        <w:rPr>
+          <w:color w:val="5A7D3A"/>
+          <w:sz w:val="18"/>
+        </w:rPr>
+        <w:t>https://pubmed.ncbi.nlm.nih.gov/42657682/</w:t>
+      </w:r>
+    </w:p>
+    <w:p>
+      <w:pPr>
+        <w:pStyle w:val="Heading2"/>
+      </w:pPr>
+      <w:r>
+        <w:t>Unregistrierte Migranten-Kinder unterimpft: Rechtszugang ist zentral</w:t>
+      </w:r>
+    </w:p>
+    <w:p>
+      <w:r>
+        <w:rPr>
+          <w:i/>
+          <w:color w:val="666666"/>
+          <w:sz w:val="18"/>
+        </w:rPr>
+        <w:t>Oo SM et al.  ·  Med Sci (Basel)  ·  02.08.2026  ·  PMID 42646586</w:t>
+      </w:r>
+    </w:p>
+    <w:p>
+      <w:r>
+        <w:t>Querschnittstudie mit 423 burmesischen Migrantenkinder unter 7 Jahren in Nord-Thailand; Faktoren für unvollständige Impfungen wurden gemessen (2025).</w:t>
+      </w:r>
+    </w:p>
+    <w:p>
+      <w:r>
+        <w:rPr>
+          <w:b/>
+        </w:rPr>
+        <w:t xml:space="preserve">Ergebnis: </w:t>
+      </w:r>
+      <w:r>
+        <w:t>21,5 % waren unterimpft. Unabhängige Risikofaktoren: Fehlen von Geburtsregistrierung (aOR 9,52, 95% CI 3,74–24,27), fehlende Krankenversicherung (aOR 14,03, 95% CI 6,45–30,54), Rückkehr-Migration (aOR 19,05, 95% CI 8,48–44,13), Zeitbarrieren (aOR 4,09, 95% CI 1,20–13,94) und finanzielle Barrieren (aOR 7,07, 95% CI 1,67–29,91).</w:t>
+      </w:r>
+    </w:p>
+    <w:p>
+      <w:r>
+        <w:rPr>
+          <w:b/>
+          <w:sz w:val="19"/>
+        </w:rPr>
+        <w:t xml:space="preserve">Übertragbarkeit: </w:t>
+      </w:r>
+      <w:r>
+        <w:rPr>
+          <w:sz w:val="19"/>
+        </w:rPr>
+        <w:t>Thailand; zeigt strukturelle Hürden bei Migranten; relevante Erkenntnisse für Deutschland bei Flucht und Asyl.</w:t>
+      </w:r>
+    </w:p>
+    <w:p>
+      <w:r>
+        <w:rPr>
+          <w:color w:val="5A7D3A"/>
+          <w:sz w:val="18"/>
+        </w:rPr>
+        <w:t>https://pubmed.ncbi.nlm.nih.gov/42646586/</w:t>
+      </w:r>
+    </w:p>
+    <w:p>
+      <w:pPr>
+        <w:pStyle w:val="Heading2"/>
+      </w:pPr>
+      <w:r>
+        <w:t>Impfskepsis ist stärkste Barriere in fragiler Lage: Somaliisches Feldbeispiel</w:t>
+      </w:r>
+    </w:p>
+    <w:p>
+      <w:r>
+        <w:rPr>
+          <w:i/>
+          <w:color w:val="666666"/>
+          <w:sz w:val="18"/>
+        </w:rPr>
+        <w:t>Abdi MS et al.  ·  Front Public Health  ·  11.08.2026  ·  PMID 42643472</w:t>
+      </w:r>
+    </w:p>
+    <w:p>
+      <w:r>
+        <w:t>Querschnittsbefragung von 384 Betreuungspersonen in IDP-Lagern in Mogadischu nach Diphtherie-Impfkampagne; Einflussfaktoren auf Durchimpfung wurden geprüft (2026).</w:t>
+      </w:r>
+    </w:p>
+    <w:p>
+      <w:r>
+        <w:rPr>
+          <w:b/>
+        </w:rPr>
+        <w:t xml:space="preserve">Ergebnis: </w:t>
+      </w:r>
+      <w:r>
+        <w:t>Gesamte Impfquote 57,6 %. Höhere Impfbedenken-Scores (Vaccine Safety Concern Scale) waren mit deutlich niedrigerem Impfrisiko assoziiert (aOR 0,72, 95% CI 0,57–0,90). Schulbildung der Eltern, Vertrauen in Gesundheitsarbeiter und wahrgenommener Zugang waren nicht signifikant assoziiert.</w:t>
+      </w:r>
+    </w:p>
+    <w:p>
+      <w:r>
+        <w:rPr>
+          <w:b/>
+          <w:sz w:val="19"/>
+        </w:rPr>
+        <w:t xml:space="preserve">Übertragbarkeit: </w:t>
+      </w:r>
+      <w:r>
+        <w:rPr>
+          <w:sz w:val="19"/>
+        </w:rPr>
+        <w:t>Somaliisch; zeigt, dass Sicherheitsbedenken auch bei fragilen Populationen zentral sind; Lernpunkte für Notfall-Impfkampagnen.</w:t>
+      </w:r>
+    </w:p>
+    <w:p>
+      <w:r>
+        <w:rPr>
+          <w:color w:val="5A7D3A"/>
+          <w:sz w:val="18"/>
+        </w:rPr>
+        <w:t>https://pubmed.ncbi.nlm.nih.gov/42643472/</w:t>
+      </w:r>
+    </w:p>
+    <w:p>
+      <w:pPr>
+        <w:pStyle w:val="Heading2"/>
+      </w:pPr>
+      <w:r>
+        <w:t>Gesunde-Impfling-Effekt bei COVID-19-Vakzine in älteren Gruppen</w:t>
+      </w:r>
+    </w:p>
+    <w:p>
+      <w:r>
+        <w:rPr>
+          <w:i/>
+          <w:color w:val="666666"/>
+          <w:sz w:val="18"/>
+        </w:rPr>
+        <w:t>Lyth J et al.  ·  Nat Commun  ·  08.08.2026  ·  PMID 42570961</w:t>
+      </w:r>
+    </w:p>
+    <w:p>
+      <w:r>
+        <w:t>Schwedenweite Kohortenstudie in Bevölkerung ≥65 Jahren untersuchte die Effektivität der 2024–2025 JN.1-adaptierten COVID-19-Vakzine gegen Hospitalisierung und als Negativkontrolle All-Cause-Mortalität (N=245.696, Oktober 2024–März 2025).</w:t>
+      </w:r>
+    </w:p>
+    <w:p>
+      <w:r>
+        <w:rPr>
+          <w:b/>
+        </w:rPr>
+        <w:t xml:space="preserve">Ergebnis: </w:t>
+      </w:r>
+      <w:r>
+        <w:t>VE gegen COVID-Hospitalisierung 75 % (95% CI 70–79 %), bei Vorimpfung 2023–24 sogar 84 % (95% CI 80–87 %). Kritisch: All-Cause-Mortalität (Negativkontrolle) war in der geimpften Gruppe um 57 % niedriger (HR 0,43, 95% CI 0,40–0,45), was auf Selektionseffekte durch Frailty hindeutet.</w:t>
+      </w:r>
+    </w:p>
+    <w:p>
+      <w:r>
+        <w:rPr>
+          <w:b/>
+          <w:sz w:val="19"/>
+        </w:rPr>
+        <w:t xml:space="preserve">Übertragbarkeit: </w:t>
+      </w:r>
+      <w:r>
+        <w:rPr>
+          <w:sz w:val="19"/>
+        </w:rPr>
+        <w:t>Skandinavisch, vergleichbares Versorgungssystem; Befund zu Selektionsverzerrung universell relevant.</w:t>
+      </w:r>
+    </w:p>
+    <w:p>
+      <w:r>
+        <w:rPr>
+          <w:color w:val="5A7D3A"/>
+          <w:sz w:val="18"/>
+        </w:rPr>
+        <w:t>https://pubmed.ncbi.nlm.nih.gov/42570961/</w:t>
+      </w:r>
+    </w:p>
+    <w:p>
+      <w:pPr>
+        <w:pStyle w:val="Heading2"/>
+      </w:pPr>
+      <w:r>
+        <w:t>Schulungskurs verbessert Wissen von Apothekern zur Impfung</w:t>
+      </w:r>
+    </w:p>
+    <w:p>
+      <w:r>
+        <w:rPr>
+          <w:i/>
+          <w:color w:val="666666"/>
+          <w:sz w:val="18"/>
+        </w:rPr>
+        <w:t>Waszkiewicz M et al.  ·  Med Sci Monit  ·  05.08.2026  ·  PMID 42552681</w:t>
+      </w:r>
+    </w:p>
+    <w:p>
+      <w:r>
+        <w:t>Pre-post-Studie in Polen evaluierte Wissenszuwachs bei Apothekern nach Fortbildung zur Influenza- und Pneumokokken-Impfung (Februar 2024–Juli 2025).</w:t>
+      </w:r>
+    </w:p>
+    <w:p>
+      <w:r>
+        <w:rPr>
+          <w:b/>
+        </w:rPr>
+        <w:t xml:space="preserve">Ergebnis: </w:t>
+      </w:r>
+      <w:r>
+        <w:t>Unter 327 Absolventen stieg das Testscore signifikant um 4,7 Punkte (Mdiff = –4,67, 95% CI: –4,99 bis –4,34, d = 1,55, p &lt; 0,001). Das entspricht ca. 23 % der maximalen Testscore-Steigerung und wurde als großer Effekt beurteilt.</w:t>
+      </w:r>
+    </w:p>
+    <w:p>
+      <w:r>
+        <w:rPr>
+          <w:b/>
+          <w:sz w:val="19"/>
+        </w:rPr>
+        <w:t xml:space="preserve">Übertragbarkeit: </w:t>
+      </w:r>
+      <w:r>
+        <w:rPr>
+          <w:sz w:val="19"/>
+        </w:rPr>
+        <w:t>Polen hat Apothekern 2024 Impfkompetenz übertragen; strukturiertes Angebot seit kurzem auch in Deutschland möglich.</w:t>
+      </w:r>
+    </w:p>
+    <w:p>
+      <w:r>
+        <w:rPr>
+          <w:color w:val="5A7D3A"/>
+          <w:sz w:val="18"/>
+        </w:rPr>
+        <w:t>https://pubmed.ncbi.nlm.nih.gov/42552681/</w:t>
+      </w:r>
+    </w:p>
+    <w:p>
+      <w:pPr>
+        <w:pStyle w:val="Heading2"/>
+      </w:pPr>
+      <w:r>
+        <w:t>Schulkrankenschwestern unterverimpfter Gemeinden: HPV-Impfung braucht Systemunterstützung</w:t>
+      </w:r>
+    </w:p>
+    <w:p>
+      <w:r>
+        <w:rPr>
+          <w:i/>
+          <w:color w:val="666666"/>
+          <w:sz w:val="18"/>
+        </w:rPr>
+        <w:t>Avermark H et al.  ·  Hum Vaccin Immunother  ·  29.07.2026  ·  PMID 42527395</w:t>
+      </w:r>
+    </w:p>
+    <w:p>
+      <w:r>
+        <w:t>Qualitative Studie mit 21 Interviews von Schulkrankenschwestern in unterversorgten Stockholmer Stadtteilen zur HPV-Impfung von Jugendlichen (Juni–November 2024).</w:t>
+      </w:r>
+    </w:p>
+    <w:p>
+      <w:r>
+        <w:rPr>
+          <w:b/>
+        </w:rPr>
+        <w:t xml:space="preserve">Ergebnis: </w:t>
+      </w:r>
+      <w:r>
+        <w:t>Drei Themen: (1) Schulkrankenschwestern tragen HPV-Impfung allein, ohne institutionelle Unterstützung; (2) Duale Verantwortung zwischen Einzelbetreuung und Public Health schafft Rollenkonflikte; (3) Schwierigkeit im Umgang mit Tabuisierung von HPV und Sexualität. Hohe Arbeitsbelastung und normative Vorstellungen zu Sex behindern Uptake.</w:t>
+      </w:r>
+    </w:p>
+    <w:p>
+      <w:r>
+        <w:rPr>
+          <w:b/>
+          <w:sz w:val="19"/>
+        </w:rPr>
+        <w:t xml:space="preserve">Übertragbarkeit: </w:t>
+      </w:r>
+      <w:r>
+        <w:rPr>
+          <w:sz w:val="19"/>
+        </w:rPr>
+        <w:t>Schweden, ähnliches Schulsystem und Impfprogramm; zeigt Systemdefizite bei dezentraler HPV-Angebotsumsetzung.</w:t>
+      </w:r>
+    </w:p>
+    <w:p>
+      <w:r>
+        <w:rPr>
+          <w:color w:val="5A7D3A"/>
+          <w:sz w:val="18"/>
+        </w:rPr>
+        <w:t>https://pubmed.ncbi.nlm.nih.gov/42527395/</w:t>
       </w:r>
     </w:p>
     <w:p>

--- a/download/studien-archiv.docx
+++ b/download/studien-archiv.docx
@@ -62,7 +62,421 @@
           <w:color w:val="666666"/>
           <w:sz w:val="18"/>
         </w:rPr>
-        <w:t>Stand: 28.08.2026  |  29 Studien  |  impfen.m-vf.de</w:t>
+        <w:t>Stand: 29.08.2026  |  36 Studien  |  impfen.m-vf.de</w:t>
+      </w:r>
+    </w:p>
+    <w:p>
+      <w:pPr>
+        <w:pStyle w:val="Heading1"/>
+      </w:pPr>
+      <w:r>
+        <w:t>Aufgenommen am 29.08.2026</w:t>
+      </w:r>
+    </w:p>
+    <w:p>
+      <w:pPr>
+        <w:pStyle w:val="Heading2"/>
+      </w:pPr>
+      <w:r>
+        <w:t>Dezentralisierte CAR-T-Zelltherapie: Phase-1-Sicherheit und Machbarkeit</w:t>
+      </w:r>
+    </w:p>
+    <w:p>
+      <w:r>
+        <w:rPr>
+          <w:i/>
+          <w:color w:val="666666"/>
+          <w:sz w:val="18"/>
+        </w:rPr>
+        <w:t>Kersten MJ et al.  ·  Lancet Haematol  ·  Sept. 2026  ·  PMID 42660131</w:t>
+      </w:r>
+    </w:p>
+    <w:p>
+      <w:r>
+        <w:t>Phase-1-Dosis-Eskalationsstudie der dezentralisierten Fertigung von CD19-CAR-T-Zellen (GLPG5101) bei 24 Patienten mit rezidiviertem/refraktärem B-Zell-Non-Hodgkin-Lymphom in Niederlanden und Belgien (März 2022–September 2024).</w:t>
+      </w:r>
+    </w:p>
+    <w:p>
+      <w:r>
+        <w:rPr>
+          <w:b/>
+        </w:rPr>
+        <w:t xml:space="preserve">Ergebnis: </w:t>
+      </w:r>
+      <w:r>
+        <w:t>Fünf dosislimitierende Toxizitäten berichtet: Grad-3-Thrombozytopenie (n=1), Tod durch intra-abdominale Blutung (n=1), Grad-4-Neutropenie (n=3). Vier therapiebedingte Todesfälle insgesamt. Empfohlene Phase-2-Dosis: 110 × 10⁶ (Bereich 50–110 × 10⁶) CAR⁺-T-Zellen. Studie zeigte Machbarkeit schneller dezentralisierter Fertigung und Lieferung.</w:t>
+      </w:r>
+    </w:p>
+    <w:p>
+      <w:r>
+        <w:rPr>
+          <w:b/>
+          <w:sz w:val="19"/>
+        </w:rPr>
+        <w:t xml:space="preserve">Übertragbarkeit: </w:t>
+      </w:r>
+      <w:r>
+        <w:rPr>
+          <w:sz w:val="19"/>
+        </w:rPr>
+        <w:t>Niederlande/Belgien, dezentralisierte Herstellung lokal lösbar, aber CAR-T grundsätzlich komplexes spezialisiertes Therapieverfahren</w:t>
+      </w:r>
+    </w:p>
+    <w:p>
+      <w:r>
+        <w:rPr>
+          <w:color w:val="5A7D3A"/>
+          <w:sz w:val="18"/>
+        </w:rPr>
+        <w:t>https://pubmed.ncbi.nlm.nih.gov/42660131/</w:t>
+      </w:r>
+    </w:p>
+    <w:p>
+      <w:pPr>
+        <w:pStyle w:val="Heading2"/>
+      </w:pPr>
+      <w:r>
+        <w:t>Pränatalintervention für Impfakzeptanz durch Bürgerbeteiligung entwickelt</w:t>
+      </w:r>
+    </w:p>
+    <w:p>
+      <w:r>
+        <w:rPr>
+          <w:i/>
+          <w:color w:val="666666"/>
+          <w:sz w:val="18"/>
+        </w:rPr>
+        <w:t>McCarron SA et al.  ·  Health Expect  ·  Aug. 2026  ·  PMID 42550057</w:t>
+      </w:r>
+    </w:p>
+    <w:p>
+      <w:r>
+        <w:t>Partizipative Entwicklung einer Antenatalintervention zur Förderung der Impfakzeptanz in Nordirland mit Eltern, Patienten und Öffentlichkeit (Maternity Service Liaison Committee, Sure Start-Programme, aufsuchende Klinik für Ostriesische Gemeinde).</w:t>
+      </w:r>
+    </w:p>
+    <w:p>
+      <w:r>
+        <w:rPr>
+          <w:b/>
+        </w:rPr>
+        <w:t xml:space="preserve">Ergebnis: </w:t>
+      </w:r>
+      <w:r>
+        <w:t>Input von Eltern und Gemeindevertreter prägte Inhalt, Timing und Präsentation der Impfinformation. Wichtigste Erkenntnisse: klare, einfache Sprachinformation früh in der Schwangerschaft erforderlich, Informationen müssen an verschiedene Bedürfnisse zugeschnitten werden. Vertrauen in etablierte Netzwerke unterstützte Engagement mit unterrepräsentierten Gruppen.</w:t>
+      </w:r>
+    </w:p>
+    <w:p>
+      <w:r>
+        <w:rPr>
+          <w:b/>
+          <w:sz w:val="19"/>
+        </w:rPr>
+        <w:t xml:space="preserve">Übertragbarkeit: </w:t>
+      </w:r>
+      <w:r>
+        <w:rPr>
+          <w:sz w:val="19"/>
+        </w:rPr>
+        <w:t>UK-System; Methode der Bürgerbeteiligung übertragbar, aber Antenatalstrukturen unterscheiden sich</w:t>
+      </w:r>
+    </w:p>
+    <w:p>
+      <w:r>
+        <w:rPr>
+          <w:color w:val="5A7D3A"/>
+          <w:sz w:val="18"/>
+        </w:rPr>
+        <w:t>https://pubmed.ncbi.nlm.nih.gov/42550057/</w:t>
+      </w:r>
+    </w:p>
+    <w:p>
+      <w:pPr>
+        <w:pStyle w:val="Heading2"/>
+      </w:pPr>
+      <w:r>
+        <w:t>Mpox-Impfstoff Jynneos: Sicherheitsprofil während Ausbruch in Deutschland bestätigt</w:t>
+      </w:r>
+    </w:p>
+    <w:p>
+      <w:r>
+        <w:rPr>
+          <w:i/>
+          <w:color w:val="666666"/>
+          <w:sz w:val="18"/>
+        </w:rPr>
+        <w:t>Oberle D et al.  ·  Euro Surveill  ·  Juli 2026  ·  PMID 42535289</w:t>
+      </w:r>
+    </w:p>
+    <w:p>
+      <w:r>
+        <w:t>Überwachung unerwünschter Ereignisse nach MVA-BN-Impfung gegen Mpox in Deutschland Juni 2022 bis Februar 2024 bei 78.739 verabreichten Dosen.</w:t>
+      </w:r>
+    </w:p>
+    <w:p>
+      <w:r>
+        <w:rPr>
+          <w:b/>
+        </w:rPr>
+        <w:t xml:space="preserve">Ergebnis: </w:t>
+      </w:r>
+      <w:r>
+        <w:t>32 Einzelfallberichte wurden identifiziert, davon 7 schwerwiegend; 87 unerwünschte Ereignisse insgesamt gemeldet (98,7 pro 100.000 Dosen adjustiert). Das Sicherheitsprofil entsprach der Produktcharakterisierung; keine neuen Sicherheitssignale wurden identifiziert. Lokale und systemische Reaktionen waren überwiegend mild bis moderat.</w:t>
+      </w:r>
+    </w:p>
+    <w:p>
+      <w:r>
+        <w:rPr>
+          <w:b/>
+          <w:sz w:val="19"/>
+        </w:rPr>
+        <w:t xml:space="preserve">Übertragbarkeit: </w:t>
+      </w:r>
+      <w:r>
+        <w:rPr>
+          <w:sz w:val="19"/>
+        </w:rPr>
+        <w:t>Deutschland, eigenes Surveillancesystem, direkt übertragbar</w:t>
+      </w:r>
+    </w:p>
+    <w:p>
+      <w:r>
+        <w:rPr>
+          <w:color w:val="5A7D3A"/>
+          <w:sz w:val="18"/>
+        </w:rPr>
+        <w:t>https://pubmed.ncbi.nlm.nih.gov/42535289/</w:t>
+      </w:r>
+    </w:p>
+    <w:p>
+      <w:pPr>
+        <w:pStyle w:val="Heading2"/>
+      </w:pPr>
+      <w:r>
+        <w:t>Determinanten der Influenza- und COVID-19-Impfquoten bei Hochrisikopatienten</w:t>
+      </w:r>
+    </w:p>
+    <w:p>
+      <w:r>
+        <w:rPr>
+          <w:i/>
+          <w:color w:val="666666"/>
+          <w:sz w:val="18"/>
+        </w:rPr>
+        <w:t>Grape L et al.  ·  Hum Vaccin Immunother  ·  28.07.2026  ·  PMID 42518305</w:t>
+      </w:r>
+    </w:p>
+    <w:p>
+      <w:r>
+        <w:t>Querschnittsstudie mit semistandardisierten Interviews und Patientenakten bei 600 Notaufnahme-Patienten in Nordschweden zur Identifikation von Impfquoten und Barrieren bei Hochrisikogruppen.</w:t>
+      </w:r>
+    </w:p>
+    <w:p>
+      <w:r>
+        <w:rPr>
+          <w:b/>
+        </w:rPr>
+        <w:t xml:space="preserve">Ergebnis: </w:t>
+      </w:r>
+      <w:r>
+        <w:t>Quote unter berechtigten Personen: 52,0% für Influenza, 54,2% für COVID-19. Koinfektion beider Impfstoffe hoch (aOR 55,33). Männliches Geschlecht (aOR 0,57), jüngeres Alter (aOR 0,50), Rauchen (aOR 0,43) und nur altersbasierte Berechtigung (aOR 0,41) waren mit niedriger Impfakzeptanz assoziiert. Gemeindeebene-Determinanten zeigten wenig Einfluss.</w:t>
+      </w:r>
+    </w:p>
+    <w:p>
+      <w:r>
+        <w:rPr>
+          <w:b/>
+          <w:sz w:val="19"/>
+        </w:rPr>
+        <w:t xml:space="preserve">Übertragbarkeit: </w:t>
+      </w:r>
+      <w:r>
+        <w:rPr>
+          <w:sz w:val="19"/>
+        </w:rPr>
+        <w:t>Skandinavien, deutsches Versicherungssystem ähnlich, aber Datenquellen und Populationsmerkmale unterscheiden sich</w:t>
+      </w:r>
+    </w:p>
+    <w:p>
+      <w:r>
+        <w:rPr>
+          <w:color w:val="5A7D3A"/>
+          <w:sz w:val="18"/>
+        </w:rPr>
+        <w:t>https://pubmed.ncbi.nlm.nih.gov/42518305/</w:t>
+      </w:r>
+    </w:p>
+    <w:p>
+      <w:pPr>
+        <w:pStyle w:val="Heading2"/>
+      </w:pPr>
+      <w:r>
+        <w:t>Null-Dosis-Kinder in Madagaskar identifizieren und erreichen</w:t>
+      </w:r>
+    </w:p>
+    <w:p>
+      <w:r>
+        <w:rPr>
+          <w:i/>
+          <w:color w:val="666666"/>
+          <w:sz w:val="18"/>
+        </w:rPr>
+        <w:t>Muller N et al.  ·  Bull World Health Organ  ·  01.08.2026  ·  PMID 42516117</w:t>
+      </w:r>
+    </w:p>
+    <w:p>
+      <w:r>
+        <w:t>Gemeindegestützte Erhebung zur Ermittlung von Kindern ohne DTP-Impfdokumentation in 16 südmadagassischen Distrikten (August 2024–Juni 2025) mit 3.975 ausgebildeten Gemeindegesundheitshelfern und digitalen Werkzeugen.</w:t>
+      </w:r>
+    </w:p>
+    <w:p>
+      <w:r>
+        <w:rPr>
+          <w:b/>
+        </w:rPr>
+        <w:t xml:space="preserve">Ergebnis: </w:t>
+      </w:r>
+      <w:r>
+        <w:t>81% der fokontanys (3.538/4.347) aktualisierten Register. Von 368.227 erfassten Kindern unter 5 Jahren hatten 58% (213.173) keine dokumentierte DTP-Dosis. Distriktweite Prävalenz von Null-Dosis-Kindern lag zwischen 25% und 86%. 42.700 Null-Dosis-Kinder wurden mit DTP geimpft und übertrafen Programmziel vorzeitig.</w:t>
+      </w:r>
+    </w:p>
+    <w:p>
+      <w:r>
+        <w:rPr>
+          <w:b/>
+          <w:sz w:val="19"/>
+        </w:rPr>
+        <w:t xml:space="preserve">Übertragbarkeit: </w:t>
+      </w:r>
+      <w:r>
+        <w:rPr>
+          <w:sz w:val="19"/>
+        </w:rPr>
+        <w:t>Afrikanisches Setting; Digitale Hilfsmittel und Community-Engagement lokal anpassbar, aber Registrierungsinfrastruktur grundverschieden von Deutschland</w:t>
+      </w:r>
+    </w:p>
+    <w:p>
+      <w:r>
+        <w:rPr>
+          <w:color w:val="5A7D3A"/>
+          <w:sz w:val="18"/>
+        </w:rPr>
+        <w:t>https://pubmed.ncbi.nlm.nih.gov/42516117/</w:t>
+      </w:r>
+    </w:p>
+    <w:p>
+      <w:pPr>
+        <w:pStyle w:val="Heading2"/>
+      </w:pPr>
+      <w:r>
+        <w:t>Impfskepsis im Kriegsgebiet Ukraine: Verhaltensmodellierung von Umfragedaten</w:t>
+      </w:r>
+    </w:p>
+    <w:p>
+      <w:r>
+        <w:rPr>
+          <w:i/>
+          <w:color w:val="666666"/>
+          <w:sz w:val="18"/>
+        </w:rPr>
+        <w:t>Naeem A et al.  ·  Health Policy  ·  17.07.2026  ·  PMID 42508188</w:t>
+      </w:r>
+    </w:p>
+    <w:p>
+      <w:r>
+        <w:t>Agent-basierte Modellierung (ABM) von Impfverhalten in der konfliktbetroffenen Ukraine basierend auf Querschnittsbefragung in 557 Hromadas unter laufendem Krieg; Simulation der Wechselwirkung zwischen Verhaltens-, Struktur- und Sozialvariablen.</w:t>
+      </w:r>
+    </w:p>
+    <w:p>
+      <w:r>
+        <w:rPr>
+          <w:b/>
+        </w:rPr>
+        <w:t xml:space="preserve">Ergebnis: </w:t>
+      </w:r>
+      <w:r>
+        <w:t>ABM zeigte, dass Impfakzeptanz durch Wechselspiel von Zugangsbarrieren und Peereinfluss gesteuert wird. Glaubenswechsel erreichten 88%; Vakzinierungsquote stieg um 3–15% durch Zugangsbeseitigung. Peer-Dynamiken erhöhten Impfquoten auf 69–89%. Peer-Konformität war dominanter Treiber, was auf Kollektivmechanismus zwischen Sozialsteckung und Verhaltensadoption hindeutet.</w:t>
+      </w:r>
+    </w:p>
+    <w:p>
+      <w:r>
+        <w:rPr>
+          <w:b/>
+          <w:sz w:val="19"/>
+        </w:rPr>
+        <w:t xml:space="preserve">Übertragbarkeit: </w:t>
+      </w:r>
+      <w:r>
+        <w:rPr>
+          <w:sz w:val="19"/>
+        </w:rPr>
+        <w:t>Konfliktzone, begrenzt auf Kriegssituationen übertragbar; Methodologie der Verhaltensmodellierung relevant</w:t>
+      </w:r>
+    </w:p>
+    <w:p>
+      <w:r>
+        <w:rPr>
+          <w:color w:val="5A7D3A"/>
+          <w:sz w:val="18"/>
+        </w:rPr>
+        <w:t>https://pubmed.ncbi.nlm.nih.gov/42508188/</w:t>
+      </w:r>
+    </w:p>
+    <w:p>
+      <w:pPr>
+        <w:pStyle w:val="Heading2"/>
+      </w:pPr>
+      <w:r>
+        <w:t>XBB.1.5-Impfstoff gegen schwere COVID-19 bei immungeschwächten Erwachsenen</w:t>
+      </w:r>
+    </w:p>
+    <w:p>
+      <w:r>
+        <w:rPr>
+          <w:i/>
+          <w:color w:val="666666"/>
+          <w:sz w:val="18"/>
+        </w:rPr>
+        <w:t>Blake A et al.  ·  Expert Rev Vaccines  ·  31.12.2026  ·  PMID 42504085</w:t>
+      </w:r>
+    </w:p>
+    <w:p>
+      <w:r>
+        <w:t>Retrospektive multländer-Kohortenstudie mit elektronischen Gesundheitsakten in Belgien, Dänemark, Italien, Portugal, Spanien (Navarra) und Schweden zur Wirksamkeit des angepassten XBB.1.5-Impfstoffs gegen Hospitalisierung und Tod bei Immungeschwächten (ICPs).</w:t>
+      </w:r>
+    </w:p>
+    <w:p>
+      <w:r>
+        <w:rPr>
+          <w:b/>
+        </w:rPr>
+        <w:t xml:space="preserve">Ergebnis: </w:t>
+      </w:r>
+      <w:r>
+        <w:t>XBB.1.5-Impfstoffwirksamkeit (VE) betrug 52% (95%-KI 41–60) gegen Hospitalisierung und 75% (95%-KI 60–84) gegen Tod in den ersten 14–59 Tagen nach Impfung. VE nahm mit zeitlichem Abstand ab; kein Schutz mehr nach 180–365 Tagen. Moderate Schutzwirkung innerhalb von 120 Tagen beobachtet.</w:t>
+      </w:r>
+    </w:p>
+    <w:p>
+      <w:r>
+        <w:rPr>
+          <w:b/>
+          <w:sz w:val="19"/>
+        </w:rPr>
+        <w:t xml:space="preserve">Übertragbarkeit: </w:t>
+      </w:r>
+      <w:r>
+        <w:rPr>
+          <w:sz w:val="19"/>
+        </w:rPr>
+        <w:t>Europäische EHR-Netzwerk; vergleichbare Gesundheitssysteme (Belgien, Dänemark, Schweden, südliche EU)</w:t>
+      </w:r>
+    </w:p>
+    <w:p>
+      <w:r>
+        <w:rPr>
+          <w:color w:val="5A7D3A"/>
+          <w:sz w:val="18"/>
+        </w:rPr>
+        <w:t>https://pubmed.ncbi.nlm.nih.gov/42504085/</w:t>
       </w:r>
     </w:p>
     <w:p>

--- a/download/studien-archiv.docx
+++ b/download/studien-archiv.docx
@@ -62,7 +62,421 @@
           <w:color w:val="666666"/>
           <w:sz w:val="18"/>
         </w:rPr>
-        <w:t>Stand: 29.08.2026  |  36 Studien  |  impfen.m-vf.de</w:t>
+        <w:t>Stand: 30.08.2026  |  43 Studien  |  impfen.m-vf.de</w:t>
+      </w:r>
+    </w:p>
+    <w:p>
+      <w:pPr>
+        <w:pStyle w:val="Heading1"/>
+      </w:pPr>
+      <w:r>
+        <w:t>Aufgenommen am 30.08.2026</w:t>
+      </w:r>
+    </w:p>
+    <w:p>
+      <w:pPr>
+        <w:pStyle w:val="Heading2"/>
+      </w:pPr>
+      <w:r>
+        <w:t>Rapid strain-matched Influenza-Impfung hätte 28.000 Todesfälle in UK-ähnlicher Pandemie verhindert</w:t>
+      </w:r>
+    </w:p>
+    <w:p>
+      <w:r>
+        <w:rPr>
+          <w:i/>
+          <w:color w:val="666666"/>
+          <w:sz w:val="18"/>
+        </w:rPr>
+        <w:t>Lovick S et al.  ·  Hum Vaccin Immunother  ·  28.08.2026  ·  PMID 42663142</w:t>
+      </w:r>
+    </w:p>
+    <w:p>
+      <w:r>
+        <w:t>Dynamisches SEIR-Transmissionsmodell für UK-ähnliche Bevölkerung zur Bewertung Morbidität, Mortalität und Kosten einer frühen zellbasierten vs. eibasierten Pandemie-Impfstoff-Kampagne mit/ohne Maßnahmen.</w:t>
+      </w:r>
+    </w:p>
+    <w:p>
+      <w:r>
+        <w:rPr>
+          <w:b/>
+        </w:rPr>
+        <w:t xml:space="preserve">Ergebnis: </w:t>
+      </w:r>
+      <w:r>
+        <w:t>16-wöchige Impfkampagne ab 16 Wochen nach Pandemie-Erklärung (ohne Maßnahmen) reduzierte Infektionen um 3,0 Millionen und Todesfälle um 28.000, mit größerem Nutzen in Low-Transmissibility-Szenarien. Zellbasierter Impfstoff reduzierte Todesfälle zusätzlich um 5,0%. Maßnahmen (Durchschnittskosten £208 Mrd.) verbesserten Impfeffektivität, zellbasierter Impfstoff zusätzlich um 0,9%. Verzögerungen erhöhten Mortalität und wirtschaftliche Kosten.</w:t>
+      </w:r>
+    </w:p>
+    <w:p>
+      <w:r>
+        <w:rPr>
+          <w:b/>
+          <w:sz w:val="19"/>
+        </w:rPr>
+        <w:t xml:space="preserve">Übertragbarkeit: </w:t>
+      </w:r>
+      <w:r>
+        <w:rPr>
+          <w:sz w:val="19"/>
+        </w:rPr>
+        <w:t>UK-ähnliche Gesundheitssysteme, Modellierung ohne spezifische nationale Daten.</w:t>
+      </w:r>
+    </w:p>
+    <w:p>
+      <w:r>
+        <w:rPr>
+          <w:color w:val="5A7D3A"/>
+          <w:sz w:val="18"/>
+        </w:rPr>
+        <w:t>https://pubmed.ncbi.nlm.nih.gov/42663142/</w:t>
+      </w:r>
+    </w:p>
+    <w:p>
+      <w:pPr>
+        <w:pStyle w:val="Heading2"/>
+      </w:pPr>
+      <w:r>
+        <w:t>Vertraute Quellen statt digitale Botschaften: Was COVID-19-Skepsis bei Schwarzen schwangeren Frauen senkt</w:t>
+      </w:r>
+    </w:p>
+    <w:p>
+      <w:r>
+        <w:rPr>
+          <w:i/>
+          <w:color w:val="666666"/>
+          <w:sz w:val="18"/>
+        </w:rPr>
+        <w:t>Cox E et al.  ·  Front Public Health  ·  12.08.2026  ·  PMID 42656594</w:t>
+      </w:r>
+    </w:p>
+    <w:p>
+      <w:r>
+        <w:t>Qualitative Studie mit Interviews und Fokusgruppen bei 30 Schwarzen schwangeren und postpartalen Frauen in den USA zum Einfluss von sozialen Medien-Anzeigen auf Impfbereitschaft.</w:t>
+      </w:r>
+    </w:p>
+    <w:p>
+      <w:r>
+        <w:rPr>
+          <w:b/>
+        </w:rPr>
+        <w:t xml:space="preserve">Ergebnis: </w:t>
+      </w:r>
+      <w:r>
+        <w:t>Geimpfte, religiöse, politisch konservative und verheiratete Frauen zeigten höhere Bereitschaft nach den Anzeigen. Kein einzelnes Messenger-Format oder Inhaltstyp war überlegen. Qualitativ zentral: Vertrauen in sich selbst, Familie, Doulas und Glaubensführer; Misstrauen gegen Staat und Gesundheitssystem sowie medizinischen Rassismus. Persönliches Zeugnis von vertrauten Quellen könnte Akzeptanz stärken.</w:t>
+      </w:r>
+    </w:p>
+    <w:p>
+      <w:r>
+        <w:rPr>
+          <w:b/>
+          <w:sz w:val="19"/>
+        </w:rPr>
+        <w:t xml:space="preserve">Übertragbarkeit: </w:t>
+      </w:r>
+      <w:r>
+        <w:rPr>
+          <w:sz w:val="19"/>
+        </w:rPr>
+        <w:t>USA, spezifische Herausforderung für Minderheiten-Vertrauen in Gesundheitssystem.</w:t>
+      </w:r>
+    </w:p>
+    <w:p>
+      <w:r>
+        <w:rPr>
+          <w:color w:val="5A7D3A"/>
+          <w:sz w:val="18"/>
+        </w:rPr>
+        <w:t>https://pubmed.ncbi.nlm.nih.gov/42656594/</w:t>
+      </w:r>
+    </w:p>
+    <w:p>
+      <w:pPr>
+        <w:pStyle w:val="Heading2"/>
+      </w:pPr>
+      <w:r>
+        <w:t>HPV-geimpfte Jugendliche nutzen Kondome häufiger und kennen mehr über Geschlechtskrankheiten</w:t>
+      </w:r>
+    </w:p>
+    <w:p>
+      <w:r>
+        <w:rPr>
+          <w:i/>
+          <w:color w:val="666666"/>
+          <w:sz w:val="18"/>
+        </w:rPr>
+        <w:t>Christensen LD et al.  ·  Dan Med J  ·  09.06.2026  ·  PMID 42592763</w:t>
+      </w:r>
+    </w:p>
+    <w:p>
+      <w:r>
+        <w:t>Querschnittstudie bei 866 von 1.254 neunten Schulklassen-Schülern (69%) in Dänemark 2020–2024 zu HPV-Impfstatus und Wissen über sexuell übertragbare Infektionen.</w:t>
+      </w:r>
+    </w:p>
+    <w:p>
+      <w:r>
+        <w:rPr>
+          <w:b/>
+        </w:rPr>
+        <w:t xml:space="preserve">Ergebnis: </w:t>
+      </w:r>
+      <w:r>
+        <w:t>20% der Jugendlichen hatten sexuelle Erfahrung mit Medianalter 14 Jahren. Wissen über drei oder mehr STIs war mit HPV-Impfung assoziiert (p=0,001). 62% nutzten bei letztem Sexualkontakt Kondome und/oder orale Kontrazeptiva; Mädchen 70–80%, Jungen 50–55%. HPV-Geimpfte nutzten Kondome signifikant häufiger.</w:t>
+      </w:r>
+    </w:p>
+    <w:p>
+      <w:r>
+        <w:rPr>
+          <w:b/>
+          <w:sz w:val="19"/>
+        </w:rPr>
+        <w:t xml:space="preserve">Übertragbarkeit: </w:t>
+      </w:r>
+      <w:r>
+        <w:rPr>
+          <w:sz w:val="19"/>
+        </w:rPr>
+        <w:t>Dänemark, europäisches Impfprogramm und Bevölkerungsaufbau.</w:t>
+      </w:r>
+    </w:p>
+    <w:p>
+      <w:r>
+        <w:rPr>
+          <w:color w:val="5A7D3A"/>
+          <w:sz w:val="18"/>
+        </w:rPr>
+        <w:t>https://pubmed.ncbi.nlm.nih.gov/42592763/</w:t>
+      </w:r>
+    </w:p>
+    <w:p>
+      <w:pPr>
+        <w:pStyle w:val="Heading2"/>
+      </w:pPr>
+      <w:r>
+        <w:t>RSV-Impfung bei immungeschwächten Erwachsenen würde Krankheitslast und Kosten in Deutschland senken</w:t>
+      </w:r>
+    </w:p>
+    <w:p>
+      <w:r>
+        <w:rPr>
+          <w:i/>
+          <w:color w:val="666666"/>
+          <w:sz w:val="18"/>
+        </w:rPr>
+        <w:t>Quinn E et al.  ·  Expert Rev Vaccines  ·  31.07.2026  ·  PMID 42535735</w:t>
+      </w:r>
+    </w:p>
+    <w:p>
+      <w:r>
+        <w:t>Kosten-Effektivitätsmodell für RSV-Impfung (RSVpreF) in Deutschland, mit Szenarien für die Erweiterung der STIKO-Empfehlung auf Personen &lt;60 Jahren.</w:t>
+      </w:r>
+    </w:p>
+    <w:p>
+      <w:r>
+        <w:rPr>
+          <w:b/>
+        </w:rPr>
+        <w:t xml:space="preserve">Ergebnis: </w:t>
+      </w:r>
+      <w:r>
+        <w:t>Gegenwärtig: Empfehlung für 60–74 Jahre und ≥75 Jahre. Erweiterung auf immungeschwächte (IC) Erwachsene 18–59 Jahre würde 6.490 Fälle verhindern, 199 Todesfälle abwenden und 21 Mio. € einsparen. Erweiterung auf IC/chronisch kranke Personen 18–59 Jahre würde 24.545 Fälle und 388 Todesfälle verhindern bei Mehrkosten von 238 Mio. €.</w:t>
+      </w:r>
+    </w:p>
+    <w:p>
+      <w:r>
+        <w:rPr>
+          <w:b/>
+          <w:sz w:val="19"/>
+        </w:rPr>
+        <w:t xml:space="preserve">Übertragbarkeit: </w:t>
+      </w:r>
+      <w:r>
+        <w:rPr>
+          <w:sz w:val="19"/>
+        </w:rPr>
+        <w:t>Deutschland, deutsche Versicherungslogik und STIKO-Struktur.</w:t>
+      </w:r>
+    </w:p>
+    <w:p>
+      <w:r>
+        <w:rPr>
+          <w:color w:val="5A7D3A"/>
+          <w:sz w:val="18"/>
+        </w:rPr>
+        <w:t>https://pubmed.ncbi.nlm.nih.gov/42535735/</w:t>
+      </w:r>
+    </w:p>
+    <w:p>
+      <w:pPr>
+        <w:pStyle w:val="Heading2"/>
+      </w:pPr>
+      <w:r>
+        <w:t>Schützende Antikörper gegen Röteln bei Katalanischen Medizinstudierenden trotz hoher Impfquoten</w:t>
+      </w:r>
+    </w:p>
+    <w:p>
+      <w:r>
+        <w:rPr>
+          <w:i/>
+          <w:color w:val="666666"/>
+          <w:sz w:val="18"/>
+        </w:rPr>
+        <w:t>Benito P et al.  ·  Vaccine  ·  13.08.2026  ·  PMID 42501718</w:t>
+      </w:r>
+    </w:p>
+    <w:p>
+      <w:r>
+        <w:t>Querschnittsstudie an 235 Medizinstudierenden in vier katalanischen Universitäten zur Röteln-Impfquote und Seroprävalenz von Schutzantikörpern.</w:t>
+      </w:r>
+    </w:p>
+    <w:p>
+      <w:r>
+        <w:rPr>
+          <w:b/>
+        </w:rPr>
+        <w:t xml:space="preserve">Ergebnis: </w:t>
+      </w:r>
+      <w:r>
+        <w:t>94,5% berichteten vollständige Röteln-Impfung; 84,7% hatten schützende Anti-Röteln-IgG-Antikörper, 6,0% grenzwertig und 9,4% negativ. Vollständig Geimpfte waren signifikant häufiger seropositiv (aOR 4,02; 95% CI 1,14–13,11). Nahezu alle Teilnehmenden bewerteten die MMR-Impfung als sicher und wichtig.</w:t>
+      </w:r>
+    </w:p>
+    <w:p>
+      <w:r>
+        <w:rPr>
+          <w:b/>
+          <w:sz w:val="19"/>
+        </w:rPr>
+        <w:t xml:space="preserve">Übertragbarkeit: </w:t>
+      </w:r>
+      <w:r>
+        <w:rPr>
+          <w:sz w:val="19"/>
+        </w:rPr>
+        <w:t>Spanien, vergleichbares Hochschulsystem und Impfkalender.</w:t>
+      </w:r>
+    </w:p>
+    <w:p>
+      <w:r>
+        <w:rPr>
+          <w:color w:val="5A7D3A"/>
+          <w:sz w:val="18"/>
+        </w:rPr>
+        <w:t>https://pubmed.ncbi.nlm.nih.gov/42501718/</w:t>
+      </w:r>
+    </w:p>
+    <w:p>
+      <w:pPr>
+        <w:pStyle w:val="Heading2"/>
+      </w:pPr>
+      <w:r>
+        <w:t>Catch-up-Impfquoten nach Beratung bei ukrainischen Kinderflüchtlingen in der Schweiz deutlich verbessert</w:t>
+      </w:r>
+    </w:p>
+    <w:p>
+      <w:r>
+        <w:rPr>
+          <w:i/>
+          <w:color w:val="666666"/>
+          <w:sz w:val="18"/>
+        </w:rPr>
+        <w:t>Vaezipour N et al.  ·  Eur J Pediatr  ·  23.07.2026  ·  PMID 42489737</w:t>
+      </w:r>
+    </w:p>
+    <w:p>
+      <w:r>
+        <w:t>Retrospektive Kohortenstudie bei 517 ukrainischen Kinderflüchtlingen in fünf Schweizer Zentren zur Durchimpfung und Infektionsscreening.</w:t>
+      </w:r>
+    </w:p>
+    <w:p>
+      <w:r>
+        <w:rPr>
+          <w:b/>
+        </w:rPr>
+        <w:t xml:space="preserve">Ergebnis: </w:t>
+      </w:r>
+      <w:r>
+        <w:t>Bei Ankunft 71–82% altersentsprechend geimpft gegen Masern, Diphtherie-Tetanus-Pertussis, Poliomyelitis und Haemophilus influenzae b; Hauptgrund für Lücken war Impfskepsis. Nach Impfberatung/Catch-up-Programme: 98% (509/517) vollständig geimpft. Infektionsscreening-Positivraten niedrig: HIV 2,7%, Hepatitis B 1,6%, Tuberkulose 1,0%.</w:t>
+      </w:r>
+    </w:p>
+    <w:p>
+      <w:r>
+        <w:rPr>
+          <w:b/>
+          <w:sz w:val="19"/>
+        </w:rPr>
+        <w:t xml:space="preserve">Übertragbarkeit: </w:t>
+      </w:r>
+      <w:r>
+        <w:rPr>
+          <w:sz w:val="19"/>
+        </w:rPr>
+        <w:t>Schweiz, vergleichbares Versicherungssystem und Versorgungsauftrag.</w:t>
+      </w:r>
+    </w:p>
+    <w:p>
+      <w:r>
+        <w:rPr>
+          <w:color w:val="5A7D3A"/>
+          <w:sz w:val="18"/>
+        </w:rPr>
+        <w:t>https://pubmed.ncbi.nlm.nih.gov/42489737/</w:t>
+      </w:r>
+    </w:p>
+    <w:p>
+      <w:pPr>
+        <w:pStyle w:val="Heading2"/>
+      </w:pPr>
+      <w:r>
+        <w:t>Impfdurchbrüche mit Pneumokokken-Serotyp 3 trotz hoher PCV13-Abdeckung bei Kindern</w:t>
+      </w:r>
+    </w:p>
+    <w:p>
+      <w:r>
+        <w:rPr>
+          <w:i/>
+          <w:color w:val="666666"/>
+          <w:sz w:val="18"/>
+        </w:rPr>
+        <w:t>Ciruela P et al.  ·  Vaccine  ·  13.08.2026  ·  PMID 42486053</w:t>
+      </w:r>
+    </w:p>
+    <w:p>
+      <w:r>
+        <w:t>Retrospektive Beobachtungsstudie zu invasiven Pneumokokken-Erkrankungen bei 206 PCV13-geimpften Kindern in Katalonien 2018–2023 mit Impfquoten &gt;96%.</w:t>
+      </w:r>
+    </w:p>
+    <w:p>
+      <w:r>
+        <w:rPr>
+          <w:b/>
+        </w:rPr>
+        <w:t xml:space="preserve">Ergebnis: </w:t>
+      </w:r>
+      <w:r>
+        <w:t>48,0% vollständig Geimpfter (n=177) zeigten Impfversagen, vorwiegend durch Serotyp 3 (84,7% der Fälle). Im Vergleich zur Vor-PCV13-Ära war der Schutz länger haltbar, aber der Anteil von Serotyp-3-Durchbrüchen blieb erheblich. Ausschluss von Serotyp 3 senkte die Impfversagensrate von 48,0% auf 12,4%.</w:t>
+      </w:r>
+    </w:p>
+    <w:p>
+      <w:r>
+        <w:rPr>
+          <w:b/>
+          <w:sz w:val="19"/>
+        </w:rPr>
+        <w:t xml:space="preserve">Übertragbarkeit: </w:t>
+      </w:r>
+      <w:r>
+        <w:rPr>
+          <w:sz w:val="19"/>
+        </w:rPr>
+        <w:t>Spanien, vergleichbares Impfprogramm und Surveillance-System.</w:t>
+      </w:r>
+    </w:p>
+    <w:p>
+      <w:r>
+        <w:rPr>
+          <w:color w:val="5A7D3A"/>
+          <w:sz w:val="18"/>
+        </w:rPr>
+        <w:t>https://pubmed.ncbi.nlm.nih.gov/42486053/</w:t>
       </w:r>
     </w:p>
     <w:p>

--- a/download/studien-archiv.docx
+++ b/download/studien-archiv.docx
@@ -62,7 +62,363 @@
           <w:color w:val="666666"/>
           <w:sz w:val="18"/>
         </w:rPr>
-        <w:t>Stand: 30.08.2026  |  43 Studien  |  impfen.m-vf.de</w:t>
+        <w:t>Stand: 31.08.2026  |  49 Studien  |  impfen.m-vf.de</w:t>
+      </w:r>
+    </w:p>
+    <w:p>
+      <w:pPr>
+        <w:pStyle w:val="Heading1"/>
+      </w:pPr>
+      <w:r>
+        <w:t>Aufgenommen am 31.08.2026</w:t>
+      </w:r>
+    </w:p>
+    <w:p>
+      <w:pPr>
+        <w:pStyle w:val="Heading2"/>
+      </w:pPr>
+      <w:r>
+        <w:t>Langzeitimmunität nach Hepatitis-B-Impfung bei Menschen mit HIV: 8,5-Jahr-Verlauf in China</w:t>
+      </w:r>
+    </w:p>
+    <w:p>
+      <w:r>
+        <w:rPr>
+          <w:i/>
+          <w:color w:val="666666"/>
+          <w:sz w:val="18"/>
+        </w:rPr>
+        <w:t>Yang H et al.  ·  Front Public Health  ·  14.08.2026  ·  PMID 42666258</w:t>
+      </w:r>
+    </w:p>
+    <w:p>
+      <w:r>
+        <w:t>Retrospektive Kohortenstudie mit 195 HIV-positiven Personen ohne anti-HBs-Schutz, die Heplisav-B erhielten, mit Langzeitfollow-up 1,5-8,5 Jahre.</w:t>
+      </w:r>
+    </w:p>
+    <w:p>
+      <w:r>
+        <w:rPr>
+          <w:b/>
+        </w:rPr>
+        <w:t xml:space="preserve">Ergebnis: </w:t>
+      </w:r>
+      <w:r>
+        <w:t>Nach 3-4 Dosen initial 98% und 85% Responserate (vs. 77-79% nach 1-2 Dosen). Nach 8,5 Jahren: 83% (3 Dosen) und 88% (4 Dosen) zeigten anhaltende Antikörper &gt;100 IU/mL. Unabhängige Korrelaten: Dosenzahl und frühes serologisches Ansprechen.</w:t>
+      </w:r>
+    </w:p>
+    <w:p>
+      <w:r>
+        <w:rPr>
+          <w:b/>
+          <w:sz w:val="19"/>
+        </w:rPr>
+        <w:t xml:space="preserve">Übertragbarkeit: </w:t>
+      </w:r>
+      <w:r>
+        <w:rPr>
+          <w:sz w:val="19"/>
+        </w:rPr>
+        <w:t>China, aber Heplisav-B weltweit, zeigt optimale Impfschemata für immungeschwächte Personen</w:t>
+      </w:r>
+    </w:p>
+    <w:p>
+      <w:r>
+        <w:rPr>
+          <w:color w:val="5A7D3A"/>
+          <w:sz w:val="18"/>
+        </w:rPr>
+        <w:t>https://pubmed.ncbi.nlm.nih.gov/42666258/</w:t>
+      </w:r>
+    </w:p>
+    <w:p>
+      <w:pPr>
+        <w:pStyle w:val="Heading2"/>
+      </w:pPr>
+      <w:r>
+        <w:t>Sozioökonomische Ungleichheiten bei COVID-19-Impfung nigerianischer Frauen</w:t>
+      </w:r>
+    </w:p>
+    <w:p>
+      <w:r>
+        <w:rPr>
+          <w:i/>
+          <w:color w:val="666666"/>
+          <w:sz w:val="18"/>
+        </w:rPr>
+        <w:t>Ekholuenetale M  ·  PLoS One  ·  28.08.2026  ·  PMID 42664197</w:t>
+      </w:r>
+    </w:p>
+    <w:p>
+      <w:r>
+        <w:t>Querschnittsanalyse mit 36.555 Frauen aus Nigeria-Bevölkerungsumfrage 2024 zur Zerlegung sozioökonomischer Disparitäten bei Impfquoten.</w:t>
+      </w:r>
+    </w:p>
+    <w:p>
+      <w:r>
+        <w:rPr>
+          <w:b/>
+        </w:rPr>
+        <w:t xml:space="preserve">Ergebnis: </w:t>
+      </w:r>
+      <w:r>
+        <w:t>Impfquote bei am wenigsten benachteiligten Frauen 31,6%, bei am stärksten benachteiligten 19,2%. Positive Einflussfaktoren: höhere Bildung, Medienpräsenz, Krankenversicherung, Alter ≥30 Jahre, südliche Regionen. Bildung, Medienexposition und Versicherung trugen am stärksten zu Disparitäten bei.</w:t>
+      </w:r>
+    </w:p>
+    <w:p>
+      <w:r>
+        <w:rPr>
+          <w:b/>
+          <w:sz w:val="19"/>
+        </w:rPr>
+        <w:t xml:space="preserve">Übertragbarkeit: </w:t>
+      </w:r>
+      <w:r>
+        <w:rPr>
+          <w:sz w:val="19"/>
+        </w:rPr>
+        <w:t>Nigeria, aber Ungleichheitsmuster zeigen universelle Zugangsbarrieren</w:t>
+      </w:r>
+    </w:p>
+    <w:p>
+      <w:r>
+        <w:rPr>
+          <w:color w:val="5A7D3A"/>
+          <w:sz w:val="18"/>
+        </w:rPr>
+        <w:t>https://pubmed.ncbi.nlm.nih.gov/42664197/</w:t>
+      </w:r>
+    </w:p>
+    <w:p>
+      <w:pPr>
+        <w:pStyle w:val="Heading2"/>
+      </w:pPr>
+      <w:r>
+        <w:t>COVID-19-Impfquote bei Gemeindeimpfterminen: Dauer, Wochentag und Partnerschaft steigern Reichweite</w:t>
+      </w:r>
+    </w:p>
+    <w:p>
+      <w:r>
+        <w:rPr>
+          <w:i/>
+          <w:color w:val="666666"/>
+          <w:sz w:val="18"/>
+        </w:rPr>
+        <w:t>Shakib SH et al.  ·  Viruses  ·  11.08.2026  ·  PMID 42655698</w:t>
+      </w:r>
+    </w:p>
+    <w:p>
+      <w:r>
+        <w:t>Retrospektive Analyse von 631 Impfterminen (27.767 Dosen) in Kentucky 2021-2022 zu Assoziationen zwischen Veranstaltungsmerkmalen und verabreichten Dosen pro Termin.</w:t>
+      </w:r>
+    </w:p>
+    <w:p>
+      <w:r>
+        <w:rPr>
+          <w:b/>
+        </w:rPr>
+        <w:t xml:space="preserve">Ergebnis: </w:t>
+      </w:r>
+      <w:r>
+        <w:t>Jede zusätzliche Stunde Veranstaltungsdauer: +21,6% Dosen pro Termin. Wochenendtermine: +87,8% gegenüber Wochentagen. Nicht-regierungsorganisationen: +44,7%; Unternehmen: +110%; medizinische Anbieter: +57,8% gegenüber Government-Terminen. Nur-LMPHW-Termine (ohne Partner): +198,4%.</w:t>
+      </w:r>
+    </w:p>
+    <w:p>
+      <w:r>
+        <w:rPr>
+          <w:b/>
+          <w:sz w:val="19"/>
+        </w:rPr>
+        <w:t xml:space="preserve">Übertragbarkeit: </w:t>
+      </w:r>
+      <w:r>
+        <w:rPr>
+          <w:sz w:val="19"/>
+        </w:rPr>
+        <w:t>USA, aber Zugangsoptimierungen übertragbar auf deutsche Impfstellen</w:t>
+      </w:r>
+    </w:p>
+    <w:p>
+      <w:r>
+        <w:rPr>
+          <w:color w:val="5A7D3A"/>
+          <w:sz w:val="18"/>
+        </w:rPr>
+        <w:t>https://pubmed.ncbi.nlm.nih.gov/42655698/</w:t>
+      </w:r>
+    </w:p>
+    <w:p>
+      <w:pPr>
+        <w:pStyle w:val="Heading2"/>
+      </w:pPr>
+      <w:r>
+        <w:t>Mütterlicherve RSV-Impfung: Akzeptanz und Kommunikationspräferenzen schwangerer Frauen in England</w:t>
+      </w:r>
+    </w:p>
+    <w:p>
+      <w:r>
+        <w:rPr>
+          <w:i/>
+          <w:color w:val="666666"/>
+          <w:sz w:val="18"/>
+        </w:rPr>
+        <w:t>Bell S et al.  ·  Vaccine  ·  13.08.2026  ·  PMID 42497669</w:t>
+      </w:r>
+    </w:p>
+    <w:p>
+      <w:r>
+        <w:t>Qualitative Studie mit 30 Müttern in England zu Wahrnehmungen der maternalen RSV-Impfung ab 28 Schwangerschaftswochen.</w:t>
+      </w:r>
+    </w:p>
+    <w:p>
+      <w:r>
+        <w:rPr>
+          <w:b/>
+        </w:rPr>
+        <w:t xml:space="preserve">Ergebnis: </w:t>
+      </w:r>
+      <w:r>
+        <w:t>Hohe Impfbereitschaft, aber Wissenslücken zu RSV-Schweregrad. Mütter bevorzugen Informationen online, schriftlich und durch Hebammen; 84% wollen Impfung in Antenatalbetreuung (nicht separate Praxistermine).</w:t>
+      </w:r>
+    </w:p>
+    <w:p>
+      <w:r>
+        <w:rPr>
+          <w:b/>
+          <w:sz w:val="19"/>
+        </w:rPr>
+        <w:t xml:space="preserve">Übertragbarkeit: </w:t>
+      </w:r>
+      <w:r>
+        <w:rPr>
+          <w:sz w:val="19"/>
+        </w:rPr>
+        <w:t>Großbritannien, vergleichbares Versorgungssystem, neue Impfempfehlung, übertragbare Zugangsoptimierung</w:t>
+      </w:r>
+    </w:p>
+    <w:p>
+      <w:r>
+        <w:rPr>
+          <w:color w:val="5A7D3A"/>
+          <w:sz w:val="18"/>
+        </w:rPr>
+        <w:t>https://pubmed.ncbi.nlm.nih.gov/42497669/</w:t>
+      </w:r>
+    </w:p>
+    <w:p>
+      <w:pPr>
+        <w:pStyle w:val="Heading2"/>
+      </w:pPr>
+      <w:r>
+        <w:t>Nutzen-Kosten-Analyse: Atemwegsimpfung bei Erwachsenen ≥65 Jahren in Frankreich</w:t>
+      </w:r>
+    </w:p>
+    <w:p>
+      <w:r>
+        <w:rPr>
+          <w:i/>
+          <w:color w:val="666666"/>
+          <w:sz w:val="18"/>
+        </w:rPr>
+        <w:t>Napier M et al.  ·  Expert Rev Vaccines  ·  22.07.2026  ·  PMID 42484014</w:t>
+      </w:r>
+    </w:p>
+    <w:p>
+      <w:r>
+        <w:t>Ökonomische Analyse zur Rentabilität von Pneumokokken-, RSV-, Influenza- und COVID-19-Impfungen bei älteren Franzosen.</w:t>
+      </w:r>
+    </w:p>
+    <w:p>
+      <w:r>
+        <w:rPr>
+          <w:b/>
+        </w:rPr>
+        <w:t xml:space="preserve">Ergebnis: </w:t>
+      </w:r>
+      <w:r>
+        <w:t>Nutzen-Kosten-Verhältnis 2,0-8,7€ pro 1€ Ausgaben über Lebenszeit. RSV-Impfung würde Nettonutzen um 6-7% erhöhen. Erreichung ehrgeiziger Impfquoten (z.B. auf 90%) würde Nutzen um 138-175% steigern.</w:t>
+      </w:r>
+    </w:p>
+    <w:p>
+      <w:r>
+        <w:rPr>
+          <w:b/>
+          <w:sz w:val="19"/>
+        </w:rPr>
+        <w:t xml:space="preserve">Übertragbarkeit: </w:t>
+      </w:r>
+      <w:r>
+        <w:rPr>
+          <w:sz w:val="19"/>
+        </w:rPr>
+        <w:t>Frankreich, vergleichbares System, zeigt Wirtschaftlichkeit höherer Quoten</w:t>
+      </w:r>
+    </w:p>
+    <w:p>
+      <w:r>
+        <w:rPr>
+          <w:color w:val="5A7D3A"/>
+          <w:sz w:val="18"/>
+        </w:rPr>
+        <w:t>https://pubmed.ncbi.nlm.nih.gov/42484014/</w:t>
+      </w:r>
+    </w:p>
+    <w:p>
+      <w:pPr>
+        <w:pStyle w:val="Heading2"/>
+      </w:pPr>
+      <w:r>
+        <w:t>Tdap-Impfzeitpunkt in der Schwangerschaft: Antikörperresponse und Plazentaweitergabe</w:t>
+      </w:r>
+    </w:p>
+    <w:p>
+      <w:r>
+        <w:rPr>
+          <w:i/>
+          <w:color w:val="666666"/>
+          <w:sz w:val="18"/>
+        </w:rPr>
+        <w:t>De Weerdt L et al.  ·  Vaccine  ·  13.08.2026  ·  PMID 42472495</w:t>
+      </w:r>
+    </w:p>
+    <w:p>
+      <w:r>
+        <w:t>Prospektive Studie mit 96 schwangeren Frauen in Belgien zur Charakterisierung der Auswirkung des Impfzeitpunkts (16.-32. Woche) auf maternale und neonatale Antikörperprofile.</w:t>
+      </w:r>
+    </w:p>
+    <w:p>
+      <w:r>
+        <w:rPr>
+          <w:b/>
+        </w:rPr>
+        <w:t xml:space="preserve">Ergebnis: </w:t>
+      </w:r>
+      <w:r>
+        <w:t>Maternale IgG und IgG1 gegen Pertussis, Diphtherie, Tetanus bei späteren Impfungen höher; neonatale Profile vergleichbar. IgG-Transferquoten sanken mit fortgeschrittenerem Gestationsalter, funktionelle Antikörperübertragung kaum beeinflusst.</w:t>
+      </w:r>
+    </w:p>
+    <w:p>
+      <w:r>
+        <w:rPr>
+          <w:b/>
+          <w:sz w:val="19"/>
+        </w:rPr>
+        <w:t xml:space="preserve">Übertragbarkeit: </w:t>
+      </w:r>
+      <w:r>
+        <w:rPr>
+          <w:sz w:val="19"/>
+        </w:rPr>
+        <w:t>Belgien, vergleichbares Versicherungssystem, bestätigt Empfehlung 16.-32. Wochen</w:t>
+      </w:r>
+    </w:p>
+    <w:p>
+      <w:r>
+        <w:rPr>
+          <w:color w:val="5A7D3A"/>
+          <w:sz w:val="18"/>
+        </w:rPr>
+        <w:t>https://pubmed.ncbi.nlm.nih.gov/42472495/</w:t>
       </w:r>
     </w:p>
     <w:p>

--- a/download/studien-archiv.docx
+++ b/download/studien-archiv.docx
@@ -62,7 +62,363 @@
           <w:color w:val="666666"/>
           <w:sz w:val="18"/>
         </w:rPr>
-        <w:t>Stand: 31.08.2026  |  49 Studien  |  impfen.m-vf.de</w:t>
+        <w:t>Stand: 01.09.2026  |  55 Studien  |  impfen.m-vf.de</w:t>
+      </w:r>
+    </w:p>
+    <w:p>
+      <w:pPr>
+        <w:pStyle w:val="Heading1"/>
+      </w:pPr>
+      <w:r>
+        <w:t>Aufgenommen am 01.09.2026</w:t>
+      </w:r>
+    </w:p>
+    <w:p>
+      <w:pPr>
+        <w:pStyle w:val="Heading2"/>
+      </w:pPr>
+      <w:r>
+        <w:t>Neue mRNA-Impfstoffe gegen COVID-19 in Phase 2: Sicherheit und Immunogenität</w:t>
+      </w:r>
+    </w:p>
+    <w:p>
+      <w:r>
+        <w:rPr>
+          <w:i/>
+          <w:color w:val="666666"/>
+          <w:sz w:val="18"/>
+        </w:rPr>
+        <w:t>Wong R et al.  ·  Hum Vaccin Immunother  ·  26.08.2026  ·  PMID 42647564</w:t>
+      </w:r>
+    </w:p>
+    <w:p>
+      <w:r>
+        <w:t>Phase-2-Studie mit 425 vorgeimpften Erwachsenen in Australien: Vergleich experimenteller bivalenter und monovalenter mRNA-Impfstoffe mit lizenziertem Wuhan/BA.4-5-Impfstoff.</w:t>
+      </w:r>
+    </w:p>
+    <w:p>
+      <w:r>
+        <w:rPr>
+          <w:b/>
+        </w:rPr>
+        <w:t xml:space="preserve">Ergebnis: </w:t>
+      </w:r>
+      <w:r>
+        <w:t>Überwiegend milde bis moderate Lokalreaktionen. Keine impfstoffbedingten schwerwiegenden Nebenwirkungen oder Myokarditis/Perikarditis. CV0701-Impfstoff (bivalent) zeigte dosisabhängige Neutralisationsantikörper-Anstiege gegen ancestrales D614G und Omicron BA.4-5. CD4+- und CD8+-T-Zell-Antworten in allen Gruppen außer niedrigster CV0701-Dosis.</w:t>
+      </w:r>
+    </w:p>
+    <w:p>
+      <w:r>
+        <w:rPr>
+          <w:b/>
+          <w:sz w:val="19"/>
+        </w:rPr>
+        <w:t xml:space="preserve">Übertragbarkeit: </w:t>
+      </w:r>
+      <w:r>
+        <w:rPr>
+          <w:sz w:val="19"/>
+        </w:rPr>
+        <w:t>Australisches Studienzentrum, Phase 2; Sicherheitsprofil übertragbar, Immunogenität Laborbiomarker.</w:t>
+      </w:r>
+    </w:p>
+    <w:p>
+      <w:r>
+        <w:rPr>
+          <w:color w:val="5A7D3A"/>
+          <w:sz w:val="18"/>
+        </w:rPr>
+        <w:t>https://pubmed.ncbi.nlm.nih.gov/42647564/</w:t>
+      </w:r>
+    </w:p>
+    <w:p>
+      <w:pPr>
+        <w:pStyle w:val="Heading2"/>
+      </w:pPr>
+      <w:r>
+        <w:t>Pertussis-Impfschutz in Schweden durch Durchbruchinfektionen gefährdet</w:t>
+      </w:r>
+    </w:p>
+    <w:p>
+      <w:r>
+        <w:rPr>
+          <w:i/>
+          <w:color w:val="666666"/>
+          <w:sz w:val="18"/>
+        </w:rPr>
+        <w:t>Brett TS et al.  ·  PLoS Comput Biol  ·  04.08.2026  ·  PMID 42550879</w:t>
+      </w:r>
+    </w:p>
+    <w:p>
+      <w:r>
+        <w:t>Mathematisches Modell der Pertussis-Dynamik in Schweden mit empirischen Meldedaten: Kombination aus leaky DTaP-Immunität, Impfstoffschutz-Abnahme und erhöhter Datenerfassung seit 2014.</w:t>
+      </w:r>
+    </w:p>
+    <w:p>
+      <w:r>
+        <w:rPr>
+          <w:b/>
+        </w:rPr>
+        <w:t xml:space="preserve">Ergebnis: </w:t>
+      </w:r>
+      <w:r>
+        <w:t>Die DTaP-Impfung verhindert etwa 50% der Infektionen bei ungeimpften Neugeborenen (indirekter Schutz). Pertussis-Elimination ist mit azellulärem Impfstoff nicht möglich wegen Impfstoff-Durchlässigkeit und Immunitätsverlust. Der Anstieg der Fallmeldungen ab 2014 wird nicht allein durch echte Infektionszunahme erklärt, sondern auch durch verbesserte Labortestung.</w:t>
+      </w:r>
+    </w:p>
+    <w:p>
+      <w:r>
+        <w:rPr>
+          <w:b/>
+          <w:sz w:val="19"/>
+        </w:rPr>
+        <w:t xml:space="preserve">Übertragbarkeit: </w:t>
+      </w:r>
+      <w:r>
+        <w:rPr>
+          <w:sz w:val="19"/>
+        </w:rPr>
+        <w:t>Schweden mit detailliertem Surveillance-System; Befund auf Deutschland übertragbar.</w:t>
+      </w:r>
+    </w:p>
+    <w:p>
+      <w:r>
+        <w:rPr>
+          <w:color w:val="5A7D3A"/>
+          <w:sz w:val="18"/>
+        </w:rPr>
+        <w:t>https://pubmed.ncbi.nlm.nih.gov/42550879/</w:t>
+      </w:r>
+    </w:p>
+    <w:p>
+      <w:pPr>
+        <w:pStyle w:val="Heading2"/>
+      </w:pPr>
+      <w:r>
+        <w:t>Zoster-Impfstoff während Krebstherapie: Umsetzbarkeit und Sicherheit</w:t>
+      </w:r>
+    </w:p>
+    <w:p>
+      <w:r>
+        <w:rPr>
+          <w:i/>
+          <w:color w:val="666666"/>
+          <w:sz w:val="18"/>
+        </w:rPr>
+        <w:t>Ciappina G et al.  ·  Hum Vaccin Immunother  ·  30.07.2026  ·  PMID 42529910</w:t>
+      </w:r>
+    </w:p>
+    <w:p>
+      <w:r>
+        <w:t>Retrospektive Kohorte von 42 Krebspatienten unter systemischer Therapie, denen rekombinanter Zoster-Impfstoff (RZV) angeboten wurde; zwei Dosen im Standard-Abstand.</w:t>
+      </w:r>
+    </w:p>
+    <w:p>
+      <w:r>
+        <w:rPr>
+          <w:b/>
+        </w:rPr>
+        <w:t xml:space="preserve">Ergebnis: </w:t>
+      </w:r>
+      <w:r>
+        <w:t>37 von 42 (88,1%) vollendeten beide Dosen. Verträglichkeit günstig: Injektionsstellen-Schmerz am häufigsten, Systembeschwerden mild und vorübergehend. Keine schweren impfbezogenen Ereignisse, keine Behandlungsverzögerungen. Nach Median 11,5 Monaten kein dokumentiertes Herpes zoster (aber kleine Fallzahl).</w:t>
+      </w:r>
+    </w:p>
+    <w:p>
+      <w:r>
+        <w:rPr>
+          <w:b/>
+          <w:sz w:val="19"/>
+        </w:rPr>
+        <w:t xml:space="preserve">Übertragbarkeit: </w:t>
+      </w:r>
+      <w:r>
+        <w:rPr>
+          <w:sz w:val="19"/>
+        </w:rPr>
+        <w:t>Einzelnes italienisches Zentrum; Machbarkeitsbefund für Impfen unter Immunsuppression relevant.</w:t>
+      </w:r>
+    </w:p>
+    <w:p>
+      <w:r>
+        <w:rPr>
+          <w:color w:val="5A7D3A"/>
+          <w:sz w:val="18"/>
+        </w:rPr>
+        <w:t>https://pubmed.ncbi.nlm.nih.gov/42529910/</w:t>
+      </w:r>
+    </w:p>
+    <w:p>
+      <w:pPr>
+        <w:pStyle w:val="Heading2"/>
+      </w:pPr>
+      <w:r>
+        <w:t>HPV-Impfbereitschaft bei ländlichen Eltern: Barrieren und Anreize in Äthiopien</w:t>
+      </w:r>
+    </w:p>
+    <w:p>
+      <w:r>
+        <w:rPr>
+          <w:i/>
+          <w:color w:val="666666"/>
+          <w:sz w:val="18"/>
+        </w:rPr>
+        <w:t>Zenebe S et al.  ·  PLoS One  ·  22.07.2026  ·  PMID 42485289</w:t>
+      </w:r>
+    </w:p>
+    <w:p>
+      <w:r>
+        <w:t>Qualitative Studie zu Faktoren der HPV-Impf-Akzeptanz bei Eltern von Mädchen im ländlichen Südäthiopien mittels Fokusgruppen und Einzelinterviews.</w:t>
+      </w:r>
+    </w:p>
+    <w:p>
+      <w:r>
+        <w:rPr>
+          <w:b/>
+        </w:rPr>
+        <w:t xml:space="preserve">Ergebnis: </w:t>
+      </w:r>
+      <w:r>
+        <w:t>Befürworter: Krebsprävention, elterliche Verantwortung, Vertrauen in Fachkräfte-Empfehlungen. Barrieren: Mangelndes Wissen, fehlende zuverlässige Informationsquellen, Impfskepsis, Angst vor Nebenwirkungen, kulturelle und religiöse Faktoren. Hauptempfehlung: Behörden und Institutionen müssen zusammen gegen erkannte Barrieren vorgehen.</w:t>
+      </w:r>
+    </w:p>
+    <w:p>
+      <w:r>
+        <w:rPr>
+          <w:b/>
+          <w:sz w:val="19"/>
+        </w:rPr>
+        <w:t xml:space="preserve">Übertragbarkeit: </w:t>
+      </w:r>
+      <w:r>
+        <w:rPr>
+          <w:sz w:val="19"/>
+        </w:rPr>
+        <w:t>Äthiopien-Setting; Befunde zu Vertrauensfaktoren und Wissensdefiziten weltweit relevant.</w:t>
+      </w:r>
+    </w:p>
+    <w:p>
+      <w:r>
+        <w:rPr>
+          <w:color w:val="5A7D3A"/>
+          <w:sz w:val="18"/>
+        </w:rPr>
+        <w:t>https://pubmed.ncbi.nlm.nih.gov/42485289/</w:t>
+      </w:r>
+    </w:p>
+    <w:p>
+      <w:pPr>
+        <w:pStyle w:val="Heading2"/>
+      </w:pPr>
+      <w:r>
+        <w:t>CAR-T-Zelltherapie für Autoimmunerkrankungen: Stand und Perspektiven</w:t>
+      </w:r>
+    </w:p>
+    <w:p>
+      <w:r>
+        <w:rPr>
+          <w:i/>
+          <w:color w:val="666666"/>
+          <w:sz w:val="18"/>
+        </w:rPr>
+        <w:t>Bachl J et al.  ·  PLoS Med  ·  20.07.2026  ·  PMID 42475287</w:t>
+      </w:r>
+    </w:p>
+    <w:p>
+      <w:r>
+        <w:t>Überblickartikel zu CAR-T-Zellen (chimäre Antigen-Rezeptoren) in der Behandlung von Autoimmunerkrankungen: bisherige Erfolge und offene Fragen.</w:t>
+      </w:r>
+    </w:p>
+    <w:p>
+      <w:r>
+        <w:rPr>
+          <w:b/>
+        </w:rPr>
+        <w:t xml:space="preserve">Ergebnis: </w:t>
+      </w:r>
+      <w:r>
+        <w:t>CAR-T-Therapien haben Potenzial, dysfunktionale Immunsysteme zurückzusetzen. Neueste technologische Entwicklungen ermöglichen Hoffnung für Patienten mit therapierefraktären Autoimmunerkrankungen. Zahlreiche Herausforderungen bleiben, insgesamt wird die transformative Wirkung dieser Zelltherapien für künftige Patienten angedeutet.</w:t>
+      </w:r>
+    </w:p>
+    <w:p>
+      <w:r>
+        <w:rPr>
+          <w:b/>
+          <w:sz w:val="19"/>
+        </w:rPr>
+        <w:t xml:space="preserve">Übertragbarkeit: </w:t>
+      </w:r>
+      <w:r>
+        <w:rPr>
+          <w:sz w:val="19"/>
+        </w:rPr>
+        <w:t>Überblick ohne primäre Daten; nicht primär impfpräventiv, sondern therapeutisch.</w:t>
+      </w:r>
+    </w:p>
+    <w:p>
+      <w:r>
+        <w:rPr>
+          <w:color w:val="5A7D3A"/>
+          <w:sz w:val="18"/>
+        </w:rPr>
+        <w:t>https://pubmed.ncbi.nlm.nih.gov/42475287/</w:t>
+      </w:r>
+    </w:p>
+    <w:p>
+      <w:pPr>
+        <w:pStyle w:val="Heading2"/>
+      </w:pPr>
+      <w:r>
+        <w:t>Pentavalent-Impflücke verursachte Diphtherie-Ausbruch in Nigeria</w:t>
+      </w:r>
+    </w:p>
+    <w:p>
+      <w:r>
+        <w:rPr>
+          <w:i/>
+          <w:color w:val="666666"/>
+          <w:sz w:val="18"/>
+        </w:rPr>
+        <w:t>Okhuarobo UJ et al.  ·  Pan Afr Med J  ·  10.03.2026  ·  PMID 42465825</w:t>
+      </w:r>
+    </w:p>
+    <w:p>
+      <w:r>
+        <w:t>Fall-Kontroll-Studie zu Diphtherie-Ausbruch in Kafanchan, Nigeria (Juli-Oktober 2023): Exposition, Kontakte und Impfstatus.</w:t>
+      </w:r>
+    </w:p>
+    <w:p>
+      <w:r>
+        <w:rPr>
+          <w:b/>
+        </w:rPr>
+        <w:t xml:space="preserve">Ergebnis: </w:t>
+      </w:r>
+      <w:r>
+        <w:t>91 Fälle, medianes Alter 7 Jahre, Fallsterblichkeit 23%. Pentavalent-Impfung: protektiv (aOR 0,39, 95%-KI 0,20–0,77). Kontakt mit respiratorischen Symptomen: OR 37,2 (KI 16,8–82,6). 25% hatten nie Pentavalent erhalten, Grund: Unwissenheit über Nutzen. Verbesserung durch Risikokommunikation und gestärkte Routine-Impfung.</w:t>
+      </w:r>
+    </w:p>
+    <w:p>
+      <w:r>
+        <w:rPr>
+          <w:b/>
+          <w:sz w:val="19"/>
+        </w:rPr>
+        <w:t xml:space="preserve">Übertragbarkeit: </w:t>
+      </w:r>
+      <w:r>
+        <w:rPr>
+          <w:sz w:val="19"/>
+        </w:rPr>
+        <w:t>Nigeria-Daten; Mechanism-Befund (Lücken-Ausbruch) global übertragbar.</w:t>
+      </w:r>
+    </w:p>
+    <w:p>
+      <w:r>
+        <w:rPr>
+          <w:color w:val="5A7D3A"/>
+          <w:sz w:val="18"/>
+        </w:rPr>
+        <w:t>https://pubmed.ncbi.nlm.nih.gov/42465825/</w:t>
       </w:r>
     </w:p>
     <w:p>

--- a/download/studien-archiv.docx
+++ b/download/studien-archiv.docx
@@ -62,7 +62,363 @@
           <w:color w:val="666666"/>
           <w:sz w:val="18"/>
         </w:rPr>
-        <w:t>Stand: 01.09.2026  |  55 Studien  |  impfen.m-vf.de</w:t>
+        <w:t>Stand: 02.09.2026  |  61 Studien  |  impfen.m-vf.de</w:t>
+      </w:r>
+    </w:p>
+    <w:p>
+      <w:pPr>
+        <w:pStyle w:val="Heading1"/>
+      </w:pPr>
+      <w:r>
+        <w:t>Aufgenommen am 02.09.2026</w:t>
+      </w:r>
+    </w:p>
+    <w:p>
+      <w:pPr>
+        <w:pStyle w:val="Heading2"/>
+      </w:pPr>
+      <w:r>
+        <w:t>Grippeimpfstoff-Wirksamkeit gegen mild und schwer verlaufende Infektionen in Portugal</w:t>
+      </w:r>
+    </w:p>
+    <w:p>
+      <w:r>
+        <w:rPr>
+          <w:i/>
+          <w:color w:val="666666"/>
+          <w:sz w:val="18"/>
+        </w:rPr>
+        <w:t>Mourao F et al.  ·  Influenza Other Respir Viruses  ·  Sept. 2026  ·  PMID 42675936</w:t>
+      </w:r>
+    </w:p>
+    <w:p>
+      <w:r>
+        <w:t>Testvergleichsstudie an 3.393 PCR-getesteten Patienten in Portugal (2015/16–2023/24) zur Grippeimpfstoff-Effektivität (IVE) gegen leichte und schwere Erkrankung.</w:t>
+      </w:r>
+    </w:p>
+    <w:p>
+      <w:r>
+        <w:rPr>
+          <w:b/>
+        </w:rPr>
+        <w:t xml:space="preserve">Ergebnis: </w:t>
+      </w:r>
+      <w:r>
+        <w:t>IVE betrug 40,4 % (KI 22,7–54,0) bei ambulanten Patienten und 38,7 % (KI 17,6–54,5) bei hospitalisierten Fällen; Unterschied von 1,7 % war statistisch nicht signifikant (KI −22,0; 26,8). Keine relevanten Unterschiede in Subgruppen (≥65 Jahre, Komorbiditäten, Influenza-A-Subtypen). Impfstoff schützt über Versorgungssettings hinweg ähnlich gut.</w:t>
+      </w:r>
+    </w:p>
+    <w:p>
+      <w:r>
+        <w:rPr>
+          <w:b/>
+          <w:sz w:val="19"/>
+        </w:rPr>
+        <w:t xml:space="preserve">Übertragbarkeit: </w:t>
+      </w:r>
+      <w:r>
+        <w:rPr>
+          <w:sz w:val="19"/>
+        </w:rPr>
+        <w:t>Portugal, EU-Nachbarland, Gesundheitssystem vergleichbar mit Deutschland</w:t>
+      </w:r>
+    </w:p>
+    <w:p>
+      <w:r>
+        <w:rPr>
+          <w:color w:val="5A7D3A"/>
+          <w:sz w:val="18"/>
+        </w:rPr>
+        <w:t>https://pubmed.ncbi.nlm.nih.gov/42675936/</w:t>
+      </w:r>
+    </w:p>
+    <w:p>
+      <w:pPr>
+        <w:pStyle w:val="Heading2"/>
+      </w:pPr>
+      <w:r>
+        <w:t>HPV-Impfprogramme weltweit: Schulgebundenes Impfen erzielte höchste Quoten</w:t>
+      </w:r>
+    </w:p>
+    <w:p>
+      <w:r>
+        <w:rPr>
+          <w:i/>
+          <w:color w:val="666666"/>
+          <w:sz w:val="18"/>
+        </w:rPr>
+        <w:t>Kyei GK et al.  ·  J Nurs Scholarsh  ·  Sept. 2026  ·  PMID 42670010</w:t>
+      </w:r>
+    </w:p>
+    <w:p>
+      <w:r>
+        <w:t>Qualitative Vergleichsanalyse von HPV-Impfrichtlinien in acht Ländern (Australien, Brasilien, Japan, Nigeria, Ruanda, Schweden, Großbritannien, USA) zur Identifikation von Einflussfaktoren auf Impfquoten.</w:t>
+      </w:r>
+    </w:p>
+    <w:p>
+      <w:r>
+        <w:rPr>
+          <w:b/>
+        </w:rPr>
+        <w:t xml:space="preserve">Ergebnis: </w:t>
+      </w:r>
+      <w:r>
+        <w:t>Fünf Programmarchetypen identifiziert. Schulgebundene universelle Programme mit Pflegekräfte-Unterstützung erzielten höchste und gerechteste Abdeckung. Ruanda erreichte trotz Mädchen-fokussiertem, Donor-finanziertem Modell 98 % (Governance und Vertrauen überwogen Programmdesign). Transition zu Ein-Dosis-Impfung erfordert landesspezifische Anpassung.</w:t>
+      </w:r>
+    </w:p>
+    <w:p>
+      <w:r>
+        <w:rPr>
+          <w:b/>
+          <w:sz w:val="19"/>
+        </w:rPr>
+        <w:t xml:space="preserve">Übertragbarkeit: </w:t>
+      </w:r>
+      <w:r>
+        <w:rPr>
+          <w:sz w:val="19"/>
+        </w:rPr>
+        <w:t>Programm-Vergleich, Strukturmerkmale übertragbar, insbesondere schulbasierte Systeme</w:t>
+      </w:r>
+    </w:p>
+    <w:p>
+      <w:r>
+        <w:rPr>
+          <w:color w:val="5A7D3A"/>
+          <w:sz w:val="18"/>
+        </w:rPr>
+        <w:t>https://pubmed.ncbi.nlm.nih.gov/42670010/</w:t>
+      </w:r>
+    </w:p>
+    <w:p>
+      <w:pPr>
+        <w:pStyle w:val="Heading2"/>
+      </w:pPr>
+      <w:r>
+        <w:t>ChAdOx1 nCoV-19: Langzeitsicherheit bei 4.470 Probanden über 11,77 Monate</w:t>
+      </w:r>
+    </w:p>
+    <w:p>
+      <w:r>
+        <w:rPr>
+          <w:i/>
+          <w:color w:val="666666"/>
+          <w:sz w:val="18"/>
+        </w:rPr>
+        <w:t>Ebrahimi N et al.  ·  Vaccine  ·  13.08.2026  ·  PMID 42472497</w:t>
+      </w:r>
+    </w:p>
+    <w:p>
+      <w:r>
+        <w:t>Prospektive Kohortenstudie von Probanden aus ChAdOx1-nCoV-19-Originalstudien mit follow-up September 2021–April 2022, Erfassung schwerwiegender unerwünschter Ereignisse (SAE) und Ereignisse von besonderem Interesse (AESI) nach Brighton-Collaboration-Definitionen.</w:t>
+      </w:r>
+    </w:p>
+    <w:p>
+      <w:r>
+        <w:rPr>
+          <w:b/>
+        </w:rPr>
+        <w:t xml:space="preserve">Ergebnis: </w:t>
+      </w:r>
+      <w:r>
+        <w:t>4.470 Teilnehmer, 3.845 (86,0 %) Studienabschluss. Mediane Nachbeobachtung 11,77 Monate, 48.116 Personenmonate Gesamtnachbeobachtung. 174 SAE und 71 AESI (33 als beide registriert) bei 195 Teilnehmern, darunter 5 Todesfälle. Gesamtimmunglobulin-IgG gegen trimeres SARS-CoV-2-Spike-Protein zeigte Anstiegstendenz während Studie. Keine emergenten Sicherheitssignale; kontinuierliche Pharmakovigilanz bleibt essentiell, besonders für neurologische Störungen.</w:t>
+      </w:r>
+    </w:p>
+    <w:p>
+      <w:r>
+        <w:rPr>
+          <w:b/>
+          <w:sz w:val="19"/>
+        </w:rPr>
+        <w:t xml:space="preserve">Übertragbarkeit: </w:t>
+      </w:r>
+      <w:r>
+        <w:rPr>
+          <w:sz w:val="19"/>
+        </w:rPr>
+        <w:t>Großbritannien, Oxford-Studie, NHS-basierte Kohortenverfolgung, vergleichbar mit deutschen Versorgungsdaten</w:t>
+      </w:r>
+    </w:p>
+    <w:p>
+      <w:r>
+        <w:rPr>
+          <w:color w:val="5A7D3A"/>
+          <w:sz w:val="18"/>
+        </w:rPr>
+        <w:t>https://pubmed.ncbi.nlm.nih.gov/42472497/</w:t>
+      </w:r>
+    </w:p>
+    <w:p>
+      <w:pPr>
+        <w:pStyle w:val="Heading2"/>
+      </w:pPr>
+      <w:r>
+        <w:t>Hochdosis-Grippeimpfung für Senioren in Skandinavien: Kostenwirksamkeit und Nutzen</w:t>
+      </w:r>
+    </w:p>
+    <w:p>
+      <w:r>
+        <w:rPr>
+          <w:i/>
+          <w:color w:val="666666"/>
+          <w:sz w:val="18"/>
+        </w:rPr>
+        <w:t>Grootendorst A et al.  ·  Vaccine  ·  13.08.2026  ·  PMID 42468224</w:t>
+      </w:r>
+    </w:p>
+    <w:p>
+      <w:r>
+        <w:t>Modellrechnung (Entscheidungsbaum-Influenza-Modell) für vier nordische Länder zum Vergleich nationaler Impfpolitik mit ausgeweitertem Hochdosis-Grippeimpfstoff-Programm für Erwachsene ≥65 Jahre.</w:t>
+      </w:r>
+    </w:p>
+    <w:p>
+      <w:r>
+        <w:rPr>
+          <w:b/>
+        </w:rPr>
+        <w:t xml:space="preserve">Ergebnis: </w:t>
+      </w:r>
+      <w:r>
+        <w:t>Ausweitung auf alle ≥65-Jährigen würde in Schweden 13.929, Finnland 6.411, Norwegen 5.951 und Dänemark 2.438 symptomatische Fälle verhindern; entsprechend 1.615, 804, 762 bzw. 407 gewonnene Lebensjahre. Hospitalisierungen reduziert um 786, 362, 336 bzw. 138; Zusatzkosten €7,7 Mio (Schweden), €2,5 Mio (Finnland), €4,4 Mio (Norwegen), €2,4 Mio (Dänemark) – vertretbar im Verhältnis zur Gesamtausgaben.</w:t>
+      </w:r>
+    </w:p>
+    <w:p>
+      <w:r>
+        <w:rPr>
+          <w:b/>
+          <w:sz w:val="19"/>
+        </w:rPr>
+        <w:t xml:space="preserve">Übertragbarkeit: </w:t>
+      </w:r>
+      <w:r>
+        <w:rPr>
+          <w:sz w:val="19"/>
+        </w:rPr>
+        <w:t>Skandinavien, Sozialversicherungssysteme vergleichbar mit Deutschland</w:t>
+      </w:r>
+    </w:p>
+    <w:p>
+      <w:r>
+        <w:rPr>
+          <w:color w:val="5A7D3A"/>
+          <w:sz w:val="18"/>
+        </w:rPr>
+        <w:t>https://pubmed.ncbi.nlm.nih.gov/42468224/</w:t>
+      </w:r>
+    </w:p>
+    <w:p>
+      <w:pPr>
+        <w:pStyle w:val="Heading2"/>
+      </w:pPr>
+      <w:r>
+        <w:t>Bereitschaft zur Cholera-Impfung in sechs afrikanischen Ländern: Psychologische Faktoren und Krankheitsrisiko</w:t>
+      </w:r>
+    </w:p>
+    <w:p>
+      <w:r>
+        <w:rPr>
+          <w:i/>
+          <w:color w:val="666666"/>
+          <w:sz w:val="18"/>
+        </w:rPr>
+        <w:t>Geiger M et al.  ·  Vaccine  ·  13.08.2026  ·  PMID 42462676</w:t>
+      </w:r>
+    </w:p>
+    <w:p>
+      <w:r>
+        <w:t>Querschnittsbefragung von 14.132 englischsprachigen Teilnehmern in Ghana, Kenia, Nigeria, Südafrika, Tansania und Uganda zur Impfbereitschaft gegen Cholera anhand des 7C-Modells (Vertrauen, Unachtsamkeit, Zwänge, Berechnung, kollektive Verantwortung, Einhaltung, Verschwörungsdenken).</w:t>
+      </w:r>
+    </w:p>
+    <w:p>
+      <w:r>
+        <w:rPr>
+          <w:b/>
+        </w:rPr>
+        <w:t xml:space="preserve">Ergebnis: </w:t>
+      </w:r>
+      <w:r>
+        <w:t>Impfbereitschaft korrelierte stark mit selbstberichteter Cholera-Impfstatus (d = 0,32) und allgemeinem Impfstatus (r = 0,35). Persönliche Cholera-Erfahrung assoziiert mit höherer Bereitschaft (d = 0,14). Auf Länderebene: Durchschnittliche Bereitschaft korrelierte stark mit Cholera-Inzidenz letzte drei Jahre (ρ = 0,89) – höhere Bereitschaft in Ländern mit höherer Krankheitslast.</w:t>
+      </w:r>
+    </w:p>
+    <w:p>
+      <w:r>
+        <w:rPr>
+          <w:b/>
+          <w:sz w:val="19"/>
+        </w:rPr>
+        <w:t xml:space="preserve">Übertragbarkeit: </w:t>
+      </w:r>
+      <w:r>
+        <w:rPr>
+          <w:sz w:val="19"/>
+        </w:rPr>
+        <w:t>Afrika, methodologische Erkenntnis zu Vaccine Hesitancy-Messung in Ländern mit niedrigem Impfniveau</w:t>
+      </w:r>
+    </w:p>
+    <w:p>
+      <w:r>
+        <w:rPr>
+          <w:color w:val="5A7D3A"/>
+          <w:sz w:val="18"/>
+        </w:rPr>
+        <w:t>https://pubmed.ncbi.nlm.nih.gov/42462676/</w:t>
+      </w:r>
+    </w:p>
+    <w:p>
+      <w:pPr>
+        <w:pStyle w:val="Heading2"/>
+      </w:pPr>
+      <w:r>
+        <w:t>SARS-CoV-2-Impfung bei Stammzell-Transplantierten: Antikörperantwort vergleichbar mit Gesunden</w:t>
+      </w:r>
+    </w:p>
+    <w:p>
+      <w:r>
+        <w:rPr>
+          <w:i/>
+          <w:color w:val="666666"/>
+          <w:sz w:val="18"/>
+        </w:rPr>
+        <w:t>Maier CP et al.  ·  Front Immunol  ·  01.07.2026  ·  PMID 42459652</w:t>
+      </w:r>
+    </w:p>
+    <w:p>
+      <w:r>
+        <w:t>Längsschnitt-Studie an 354 allogenen Stammzell-Transplantierten und 647 gesunden Kontrollen zu IgG-, IgM-, IgA-Antikörper-Kinetik gegen SARS-CoV-2-Antigene nach mRNA-, Vektor- und Protein-Impfstoff-Dosen.</w:t>
+      </w:r>
+    </w:p>
+    <w:p>
+      <w:r>
+        <w:rPr>
+          <w:b/>
+        </w:rPr>
+        <w:t xml:space="preserve">Ergebnis: </w:t>
+      </w:r>
+      <w:r>
+        <w:t>Anti-Spike-IgG-Serokonversion: nach 1. Dosis 27 % (Patienten) vs. 28 % (Kontrollen), nach 2. Dosis 65 % vs. 59 %, nach 3. Dosis 93 % vs. 98 %. Nach drei Dosen keine signifikanten Unterschiede mehr zwischen Gruppen. IgM/IgA selten. Negative Prädiktoren nach 1. Dosis (Diagnose, kürzeres Intervall, niedrige Lymphozyten), nach 3. Dosis keine. Antikörperspiegel ≥6 Monate stabil. Durchbruchinfektionen mild.</w:t>
+      </w:r>
+    </w:p>
+    <w:p>
+      <w:r>
+        <w:rPr>
+          <w:b/>
+          <w:sz w:val="19"/>
+        </w:rPr>
+        <w:t xml:space="preserve">Übertragbarkeit: </w:t>
+      </w:r>
+      <w:r>
+        <w:rPr>
+          <w:sz w:val="19"/>
+        </w:rPr>
+        <w:t>Deutschland, deutschsprachige Autoren (Tübingen), Transplantationszentren vergleichbar</w:t>
+      </w:r>
+    </w:p>
+    <w:p>
+      <w:r>
+        <w:rPr>
+          <w:color w:val="5A7D3A"/>
+          <w:sz w:val="18"/>
+        </w:rPr>
+        <w:t>https://pubmed.ncbi.nlm.nih.gov/42459652/</w:t>
       </w:r>
     </w:p>
     <w:p>

--- a/download/studien-archiv.docx
+++ b/download/studien-archiv.docx
@@ -62,7 +62,363 @@
           <w:color w:val="666666"/>
           <w:sz w:val="18"/>
         </w:rPr>
-        <w:t>Stand: 02.09.2026  |  61 Studien  |  impfen.m-vf.de</w:t>
+        <w:t>Stand: 03.09.2026  |  67 Studien  |  impfen.m-vf.de</w:t>
+      </w:r>
+    </w:p>
+    <w:p>
+      <w:pPr>
+        <w:pStyle w:val="Heading1"/>
+      </w:pPr>
+      <w:r>
+        <w:t>Aufgenommen am 03.09.2026</w:t>
+      </w:r>
+    </w:p>
+    <w:p>
+      <w:pPr>
+        <w:pStyle w:val="Heading2"/>
+      </w:pPr>
+      <w:r>
+        <w:t>Grippeimpf-Bewusstsein und -Quote bei Frauen im gebärfähigen Alter in Shanghai</w:t>
+      </w:r>
+    </w:p>
+    <w:p>
+      <w:r>
+        <w:rPr>
+          <w:i/>
+          <w:color w:val="666666"/>
+          <w:sz w:val="18"/>
+        </w:rPr>
+        <w:t>Liu P et al.  ·  Hum Vaccin Immunother  ·  16.07.2026  ·  PMID 42684141</w:t>
+      </w:r>
+    </w:p>
+    <w:p>
+      <w:r>
+        <w:t>Bevölkerungsbasierte Querschnittsstudie zur Impfbereitschaft gegen Influenza bei Frauen im Alter von 15–49 Jahren in Shanghai (Pudong), einschließlich Schwangerenszenarien.</w:t>
+      </w:r>
+    </w:p>
+    <w:p>
+      <w:r>
+        <w:rPr>
+          <w:b/>
+        </w:rPr>
+        <w:t xml:space="preserve">Ergebnis: </w:t>
+      </w:r>
+      <w:r>
+        <w:t>Wissenswert: 60,61 % zu Influenza, 56,46 % zu Grippeimpfstoff. Gesundheitsberufe hatten höchste Kompetenz. Bei hypothetischer Schwangerschaft: Injektionspräferenz fiel von 41,25 % auf 13,31 %, Nasenspray stieg von 10,60 % auf 23,17 %, Ablehnung von 10,19 % auf 35,58 %. Schwangere bevorzugten Nasenspray (41,67 %). 87,63 % würden Empfehlungen von Frauenärzten folgen.</w:t>
+      </w:r>
+    </w:p>
+    <w:p>
+      <w:r>
+        <w:rPr>
+          <w:b/>
+          <w:sz w:val="19"/>
+        </w:rPr>
+        <w:t xml:space="preserve">Übertragbarkeit: </w:t>
+      </w:r>
+      <w:r>
+        <w:rPr>
+          <w:sz w:val="19"/>
+        </w:rPr>
+        <w:t>China, aber zeigt Muster zur Impfentscheidung in Schwangerschaft anwendbar auf deutsche Kommunikation</w:t>
+      </w:r>
+    </w:p>
+    <w:p>
+      <w:r>
+        <w:rPr>
+          <w:color w:val="5A7D3A"/>
+          <w:sz w:val="18"/>
+        </w:rPr>
+        <w:t>https://pubmed.ncbi.nlm.nih.gov/42684141/</w:t>
+      </w:r>
+    </w:p>
+    <w:p>
+      <w:pPr>
+        <w:pStyle w:val="Heading2"/>
+      </w:pPr>
+      <w:r>
+        <w:t>Influenza-Impfquoten bei Ärztinnen und Pflegekräften: Deutschland und China im Vergleich</w:t>
+      </w:r>
+    </w:p>
+    <w:p>
+      <w:r>
+        <w:rPr>
+          <w:i/>
+          <w:color w:val="666666"/>
+          <w:sz w:val="18"/>
+        </w:rPr>
+        <w:t>Sanftenberg L et al.  ·  BMC Public Health  ·  01.09.2026  ·  PMID 42681616</w:t>
+      </w:r>
+    </w:p>
+    <w:p>
+      <w:r>
+        <w:t>Vergleichende Querschnittsstudie zu psychologischen und strukturellen Barrieren für die Grippeimpfung bei Gesundheitspersonal in Deutschland (8.351 Arbeitskräfte, 72 Krankenhäuser) und China (689 Arbeitskräfte, 9 Krankenhäuser) 2024–2025.</w:t>
+      </w:r>
+    </w:p>
+    <w:p>
+      <w:r>
+        <w:rPr>
+          <w:b/>
+        </w:rPr>
+        <w:t xml:space="preserve">Ergebnis: </w:t>
+      </w:r>
+      <w:r>
+        <w:t>Deutsche Ärzte: 80,9 % geimpft, deutsche Pflegekräfte 48,7 %; chinesische Ärzte: 28,8 %, chinesische Pflegekräfte 32,2 %. Vertrauen und Eigenverantwortung waren wichtige Treiber in beiden Ländern. Deutsche Profis nannten individuelle Gründe für Ablehnung, chinesische hingegen Hürden in der Einrichtung (Zeitmangel). Effektive Interventionen: kostenlose Impfung, Bildung, organisatorische Maßnahmen.</w:t>
+      </w:r>
+    </w:p>
+    <w:p>
+      <w:r>
+        <w:rPr>
+          <w:b/>
+          <w:sz w:val="19"/>
+        </w:rPr>
+        <w:t xml:space="preserve">Übertragbarkeit: </w:t>
+      </w:r>
+      <w:r>
+        <w:rPr>
+          <w:sz w:val="19"/>
+        </w:rPr>
+        <w:t>Deutsche Klinikdaten, vergleichbares Versicherungssystem und Gesundheitsberuferegeln</w:t>
+      </w:r>
+    </w:p>
+    <w:p>
+      <w:r>
+        <w:rPr>
+          <w:color w:val="5A7D3A"/>
+          <w:sz w:val="18"/>
+        </w:rPr>
+        <w:t>https://pubmed.ncbi.nlm.nih.gov/42681616/</w:t>
+      </w:r>
+    </w:p>
+    <w:p>
+      <w:pPr>
+        <w:pStyle w:val="Heading2"/>
+      </w:pPr>
+      <w:r>
+        <w:t>COVID-19-Impfung bei fortgeschrittenem Lungenkarzinom und Immuntherapie: Real-World-Daten aus Rumänien</w:t>
+      </w:r>
+    </w:p>
+    <w:p>
+      <w:r>
+        <w:rPr>
+          <w:i/>
+          <w:color w:val="666666"/>
+          <w:sz w:val="18"/>
+        </w:rPr>
+        <w:t>Gheorghiță V et al.  ·  Medicina (Kaunas)  ·  18.08.2026  ·  PMID 42654486</w:t>
+      </w:r>
+    </w:p>
+    <w:p>
+      <w:r>
+        <w:t>Retrospektive Kohortenstudie an 139 Patienten mit Stadium-IV-Nicht-Kleinzellkarzinom, die Immun-Checkpoint-Inhibitoren erhielten, stratifiziert nach COVID-19-Impfstatus (0–1 vs. ≥2 Dosen).</w:t>
+      </w:r>
+    </w:p>
+    <w:p>
+      <w:r>
+        <w:rPr>
+          <w:b/>
+        </w:rPr>
+        <w:t xml:space="preserve">Ergebnis: </w:t>
+      </w:r>
+      <w:r>
+        <w:t>Geimpfte Patienten: längeres progressionsfreies Überleben (13,0 vs. 11,0 Monate) und Gesamtüberleben (29,0 vs. 24,0 Monate; beide p&lt;0,001). Nach Multivariablenkalibrierung abgeschwächt, aber Grenzwertbereich (OS HR=0,83; PFS HR=0,79). ≥2 Dosen assoziiert mit besseren Ergebnissen (PFS 14,0 vs. 12,0 Monate, OS 30,0 vs. 24,0 Monate). Höhere Odds für Grad-1/2-Toxizität mit ≥2 Dosen (OR=2,47, p=0,037), aber keine Grade-4/5-Ereignisse.</w:t>
+      </w:r>
+    </w:p>
+    <w:p>
+      <w:r>
+        <w:rPr>
+          <w:b/>
+          <w:sz w:val="19"/>
+        </w:rPr>
+        <w:t xml:space="preserve">Übertragbarkeit: </w:t>
+      </w:r>
+      <w:r>
+        <w:rPr>
+          <w:sz w:val="19"/>
+        </w:rPr>
+        <w:t>Rumänien, aber Sicherheit in vulnerabler Patientengruppe mit Immuntherapie untersucht</w:t>
+      </w:r>
+    </w:p>
+    <w:p>
+      <w:r>
+        <w:rPr>
+          <w:color w:val="5A7D3A"/>
+          <w:sz w:val="18"/>
+        </w:rPr>
+        <w:t>https://pubmed.ncbi.nlm.nih.gov/42654486/</w:t>
+      </w:r>
+    </w:p>
+    <w:p>
+      <w:pPr>
+        <w:pStyle w:val="Heading2"/>
+      </w:pPr>
+      <w:r>
+        <w:t>Jennerian-Vakzination in Europa (1799–1810): Transnational verbreitete Arznei und Wissen</w:t>
+      </w:r>
+    </w:p>
+    <w:p>
+      <w:r>
+        <w:rPr>
+          <w:i/>
+          <w:color w:val="666666"/>
+          <w:sz w:val="18"/>
+        </w:rPr>
+        <w:t>Tuells J  ·  Vaccine  ·  17.09.2026  ·  PMID 42600246</w:t>
+      </w:r>
+    </w:p>
+    <w:p>
+      <w:r>
+        <w:t>Historische Studie zur frühen Verbreitung der Kuhpockenvakzination in Europa durch ein Netzwerk von Ärzten, anhand von Korrespondenz und Materialflüssen zwischen London, Wien und Genf.</w:t>
+      </w:r>
+    </w:p>
+    <w:p>
+      <w:r>
+        <w:rPr>
+          <w:b/>
+        </w:rPr>
+        <w:t xml:space="preserve">Ergebnis: </w:t>
+      </w:r>
+      <w:r>
+        <w:t>Jean de Carro, ein Genfer Arzt in Wien, fungierte als Vermittler für die Verbreitung von Vakzinationswissen und Impfstoff-Lymphe. Das Netzwerk ermöglichte die rasche Ausbreitung von 1799 bis 1810 in Richtung Ottomanisches Reich und Indien. Vakzination verbreitete sich nicht allein durch staatliche Kampagnen, sondern durch transnationale ärztliche Netzwerke.</w:t>
+      </w:r>
+    </w:p>
+    <w:p>
+      <w:r>
+        <w:rPr>
+          <w:b/>
+          <w:sz w:val="19"/>
+        </w:rPr>
+        <w:t xml:space="preserve">Übertragbarkeit: </w:t>
+      </w:r>
+      <w:r>
+        <w:rPr>
+          <w:sz w:val="19"/>
+        </w:rPr>
+        <w:t>Historische Perspektive auf Vakzinationsverbreitung durch Netzwerke und persönliche Verbindungen</w:t>
+      </w:r>
+    </w:p>
+    <w:p>
+      <w:r>
+        <w:rPr>
+          <w:color w:val="5A7D3A"/>
+          <w:sz w:val="18"/>
+        </w:rPr>
+        <w:t>https://pubmed.ncbi.nlm.nih.gov/42600246/</w:t>
+      </w:r>
+    </w:p>
+    <w:p>
+      <w:pPr>
+        <w:pStyle w:val="Heading2"/>
+      </w:pPr>
+      <w:r>
+        <w:t>Mütterliche Sechsfach-Streptococcus-B-Impfung: Phase-1/2-Studie bei nicht-schwangeren und schwangeren Frauen</w:t>
+      </w:r>
+    </w:p>
+    <w:p>
+      <w:r>
+        <w:rPr>
+          <w:i/>
+          <w:color w:val="666666"/>
+          <w:sz w:val="18"/>
+        </w:rPr>
+        <w:t>Madhi SA et al.  ·  Nat Med  ·  28.07.2026  ·  PMID 42521820</w:t>
+      </w:r>
+    </w:p>
+    <w:p>
+      <w:r>
+        <w:t>Randomisierte Phase-1/2-Studie zur Sicherheit, Verträglichkeit und Immunogenität einer hexavalenten Polysaccharid-Protein-Konjugat-GBS-Vakzine (GBS6) in nicht-schwangeren Frauen und schwangeren Frauen sowie deren Neugeborenen.</w:t>
+      </w:r>
+    </w:p>
+    <w:p>
+      <w:r>
+        <w:rPr>
+          <w:b/>
+        </w:rPr>
+        <w:t xml:space="preserve">Ergebnis: </w:t>
+      </w:r>
+      <w:r>
+        <w:t>Stadium 1 (n=66 nicht-schwanger): GBS6, GBS6+AlPO4 oder Placebo. Subgruppe erhielt Booster ~2 Jahre später. Stadium 3 (n=216 schwanger, 209 Neugeborene): GBS6 oder Placebo (Woche 24–36 Schwangerschaft). Fast alle Reaktogenizität-Ereignisse mild oder moderat. SAE/MAE ähnlich zwischen GBS6 und Placebo bei Müttern und Neugeborenen. GBS6 induzierte robuste Immunantworten; serotyp-spezifische Antikörper in Neugeborenen, deren Mütter GBS6 erhielten. Zwei neonatale Sepsis-Todesfälle (je einer in GBS6 und Placebo), keiner als vakzine-bedingt bewertet.</w:t>
+      </w:r>
+    </w:p>
+    <w:p>
+      <w:r>
+        <w:rPr>
+          <w:b/>
+          <w:sz w:val="19"/>
+        </w:rPr>
+        <w:t xml:space="preserve">Übertragbarkeit: </w:t>
+      </w:r>
+      <w:r>
+        <w:rPr>
+          <w:sz w:val="19"/>
+        </w:rPr>
+        <w:t>Südafrika, USA, UK – erste klinische Daten zu maternaler GBS-Vakzination für neonatalen Schutz</w:t>
+      </w:r>
+    </w:p>
+    <w:p>
+      <w:r>
+        <w:rPr>
+          <w:color w:val="5A7D3A"/>
+          <w:sz w:val="18"/>
+        </w:rPr>
+        <w:t>https://pubmed.ncbi.nlm.nih.gov/42521820/</w:t>
+      </w:r>
+    </w:p>
+    <w:p>
+      <w:pPr>
+        <w:pStyle w:val="Heading2"/>
+      </w:pPr>
+      <w:r>
+        <w:t>Hochdosis-Grippeimpfstoff in Spanien: Einführung, Anwendung und Evidenz</w:t>
+      </w:r>
+    </w:p>
+    <w:p>
+      <w:r>
+        <w:rPr>
+          <w:i/>
+          <w:color w:val="666666"/>
+          <w:sz w:val="18"/>
+        </w:rPr>
+        <w:t>Sanz-Muñoz I et al.  ·  Front Immunol  ·  30.06.2026  ·  PMID 42454050</w:t>
+      </w:r>
+    </w:p>
+    <w:p>
+      <w:r>
+        <w:t>Narrative Synthese der klinischen Evidenz und Analyse von Vakzinierungsstrategien in spanischen autonomen Gemeinschaften seit Einführung von Hochdosis-Grippeimpfstoffen während der COVID-19-Pandemie.</w:t>
+      </w:r>
+    </w:p>
+    <w:p>
+      <w:r>
+        <w:rPr>
+          <w:b/>
+        </w:rPr>
+        <w:t xml:space="preserve">Ergebnis: </w:t>
+      </w:r>
+      <w:r>
+        <w:t>Hochdosis-Grippeimpfstoffe zeigen überlegene Effektivität gegen schwere Influenza, Lungenentzündung und Mortalität bei Erwachsenen ≥60 Jahren in randomisierten Studien und Real-World-Daten. Heterogene regionale Aufnahme: manche Regionen priorisierten Institutionalisierte, andere erweiterten auf Community-Bewohner ≥60 Jahre. Trend zu breiter Adoption und Senkung des Altersgrenzwerts.</w:t>
+      </w:r>
+    </w:p>
+    <w:p>
+      <w:r>
+        <w:rPr>
+          <w:b/>
+          <w:sz w:val="19"/>
+        </w:rPr>
+        <w:t xml:space="preserve">Übertragbarkeit: </w:t>
+      </w:r>
+      <w:r>
+        <w:rPr>
+          <w:sz w:val="19"/>
+        </w:rPr>
+        <w:t>Spanien, vergleichbare Gesundheitssysteme in Europa und Altersstruktur-Problematik</w:t>
+      </w:r>
+    </w:p>
+    <w:p>
+      <w:r>
+        <w:rPr>
+          <w:color w:val="5A7D3A"/>
+          <w:sz w:val="18"/>
+        </w:rPr>
+        <w:t>https://pubmed.ncbi.nlm.nih.gov/42454050/</w:t>
       </w:r>
     </w:p>
     <w:p>

--- a/download/studien-archiv.docx
+++ b/download/studien-archiv.docx
@@ -62,7 +62,363 @@
           <w:color w:val="666666"/>
           <w:sz w:val="18"/>
         </w:rPr>
-        <w:t>Stand: 03.09.2026  |  67 Studien  |  impfen.m-vf.de</w:t>
+        <w:t>Stand: 04.09.2026  |  73 Studien  |  impfen.m-vf.de</w:t>
+      </w:r>
+    </w:p>
+    <w:p>
+      <w:pPr>
+        <w:pStyle w:val="Heading1"/>
+      </w:pPr>
+      <w:r>
+        <w:t>Aufgenommen am 04.09.2026</w:t>
+      </w:r>
+    </w:p>
+    <w:p>
+      <w:pPr>
+        <w:pStyle w:val="Heading2"/>
+      </w:pPr>
+      <w:r>
+        <w:t>HPV-Impfbewusstsein in indigenen Gemeinschaften Kanadas niedrig</w:t>
+      </w:r>
+    </w:p>
+    <w:p>
+      <w:r>
+        <w:rPr>
+          <w:i/>
+          <w:color w:val="666666"/>
+          <w:sz w:val="18"/>
+        </w:rPr>
+        <w:t>Omidimorad A et al.  ·  PLoS One  ·  03.09.2026  ·  PMID 42691150</w:t>
+      </w:r>
+    </w:p>
+    <w:p>
+      <w:r>
+        <w:t>Community-based participatory research in 11 indigenen Gemeinschaften der Northwest Territories (Kanada, n=221 Erwachsene ≥18 Jahre): Quantitative und qualitative Befragung zu HPV- und HPV-Impfbewusstsein; Multiple logistische Regression und thematische Analyse zu Nicht-Impfungs-Gründen.</w:t>
+      </w:r>
+    </w:p>
+    <w:p>
+      <w:r>
+        <w:rPr>
+          <w:b/>
+        </w:rPr>
+        <w:t xml:space="preserve">Ergebnis: </w:t>
+      </w:r>
+      <w:r>
+        <w:t>Etwa 50% hatten von HPV gehört, &lt;1/3 von HPV-Impfstoff. Bildung signifikant assoziiert: Niedrigere Bildung → niedrigeres HPV-Bewusstsein (p&lt;0,001). Alter, Geschlecht, Bildung prädizieren Impfstoff-Bewusstsein (Frauen, höhere Bildung, jünger: höher). Nur 26,3% der Geimpften ≤26 Jahre. Qualitativ: Mangelndes Wissen und unzureichende Information sind Hauptbarrieren.</w:t>
+      </w:r>
+    </w:p>
+    <w:p>
+      <w:r>
+        <w:rPr>
+          <w:b/>
+          <w:sz w:val="19"/>
+        </w:rPr>
+        <w:t xml:space="preserve">Übertragbarkeit: </w:t>
+      </w:r>
+      <w:r>
+        <w:rPr>
+          <w:sz w:val="19"/>
+        </w:rPr>
+        <w:t>Kanada, indigene Populations-spezifik; Lessons für deutsche Gesundheitsungleichheit relevant.</w:t>
+      </w:r>
+    </w:p>
+    <w:p>
+      <w:r>
+        <w:rPr>
+          <w:color w:val="5A7D3A"/>
+          <w:sz w:val="18"/>
+        </w:rPr>
+        <w:t>https://pubmed.ncbi.nlm.nih.gov/42691150/</w:t>
+      </w:r>
+    </w:p>
+    <w:p>
+      <w:pPr>
+        <w:pStyle w:val="Heading2"/>
+      </w:pPr>
+      <w:r>
+        <w:t>Peer-Education durch Medizinstudierende steigert HPV-Impfwissen bei japanischen Jugendlichen</w:t>
+      </w:r>
+    </w:p>
+    <w:p>
+      <w:r>
+        <w:rPr>
+          <w:i/>
+          <w:color w:val="666666"/>
+          <w:sz w:val="18"/>
+        </w:rPr>
+        <w:t>Nakajima K et al.  ·  Hum Vaccin Immunother  ·  02.09.2026  ·  PMID 42687414</w:t>
+      </w:r>
+    </w:p>
+    <w:p>
+      <w:r>
+        <w:t>Explorative Interventionsstudie (Feb 2022–März 2024): Medizinstudierende gaben 1-Stunden-Schulungen zu HPV-Transmission, Gebärmutterhalskrebs-Prävention und Impfwirksamkeit in japanischen Schulen; Folgeerhebung 1–2 Wochen später zu Wissen, Haltung und Impfverhalten.</w:t>
+      </w:r>
+    </w:p>
+    <w:p>
+      <w:r>
+        <w:rPr>
+          <w:b/>
+        </w:rPr>
+        <w:t xml:space="preserve">Ergebnis: </w:t>
+      </w:r>
+      <w:r>
+        <w:t>864 Schüler teilgenommen, 332 gefolgt. Von 248 Ungeimpften vor Session: 10 Mädchen (7,5%) und 1 Junge (0,9%) erhielten HPV-Impfung innerhalb von 2 Wochen. Schüler mit positiver Impfabsicht zeigten höhere Verständnis-Scores. Geimpfte identifizierten HPV-verhinderbare Krebsarten häufiger korrekt.</w:t>
+      </w:r>
+    </w:p>
+    <w:p>
+      <w:r>
+        <w:rPr>
+          <w:b/>
+          <w:sz w:val="19"/>
+        </w:rPr>
+        <w:t xml:space="preserve">Übertragbarkeit: </w:t>
+      </w:r>
+      <w:r>
+        <w:rPr>
+          <w:sz w:val="19"/>
+        </w:rPr>
+        <w:t>Japan-Daten; Near-Peer-Modell könnte für deutsches Schulimpf-Setting adaptierbar sein.</w:t>
+      </w:r>
+    </w:p>
+    <w:p>
+      <w:r>
+        <w:rPr>
+          <w:color w:val="5A7D3A"/>
+          <w:sz w:val="18"/>
+        </w:rPr>
+        <w:t>https://pubmed.ncbi.nlm.nih.gov/42687414/</w:t>
+      </w:r>
+    </w:p>
+    <w:p>
+      <w:pPr>
+        <w:pStyle w:val="Heading2"/>
+      </w:pPr>
+      <w:r>
+        <w:t>HPV-Impfbereitschaft bei Eltern in ethnischen Autonomie-Bezirken Chinas</w:t>
+      </w:r>
+    </w:p>
+    <w:p>
+      <w:r>
+        <w:rPr>
+          <w:i/>
+          <w:color w:val="666666"/>
+          <w:sz w:val="18"/>
+        </w:rPr>
+        <w:t>Li X et al.  ·  Hum Vaccin Immunother  ·  01.09.2026  ·  PMID 42678389</w:t>
+      </w:r>
+    </w:p>
+    <w:p>
+      <w:r>
+        <w:t>Querschnittsbefragung in Qinghai-Provinz (Dezember 2024–Februar 2025): Erziehungsberechtigte von Schulkindern zu HPV-Impfbereitschaft; Theorien: Health Belief Model und Theory of Planned Behavior (TPB); Hierarchische Regressionsmodelle.</w:t>
+      </w:r>
+    </w:p>
+    <w:p>
+      <w:r>
+        <w:rPr>
+          <w:b/>
+        </w:rPr>
+        <w:t xml:space="preserve">Ergebnis: </w:t>
+      </w:r>
+      <w:r>
+        <w:t>Hui-Ethnie vs. Han-Ethnie: niedrigere Impfbereitschaft (B=−0,229, p=0,003). Positive Assoziationen mit: Aktionsimpulsen (β=0,121), wahrgenommenen Barrieren (β=0,128), Einstellungen (β=0,203), wahrgenommenem Verhaltenskontrolle (β=0,107), Subjektiven Normen (β=0,323). Bildung und mittleres Einkommen prädizierten höhere Bereitschaft.</w:t>
+      </w:r>
+    </w:p>
+    <w:p>
+      <w:r>
+        <w:rPr>
+          <w:b/>
+          <w:sz w:val="19"/>
+        </w:rPr>
+        <w:t xml:space="preserve">Übertragbarkeit: </w:t>
+      </w:r>
+      <w:r>
+        <w:rPr>
+          <w:sz w:val="19"/>
+        </w:rPr>
+        <w:t>China, kollektive Health-Literacy-Strukturen; Barrieren für deutsche Migrantengruppen vergleichbar.</w:t>
+      </w:r>
+    </w:p>
+    <w:p>
+      <w:r>
+        <w:rPr>
+          <w:color w:val="5A7D3A"/>
+          <w:sz w:val="18"/>
+        </w:rPr>
+        <w:t>https://pubmed.ncbi.nlm.nih.gov/42678389/</w:t>
+      </w:r>
+    </w:p>
+    <w:p>
+      <w:pPr>
+        <w:pStyle w:val="Heading2"/>
+      </w:pPr>
+      <w:r>
+        <w:t>Geospatial mapping reveals Zero-Dose concentrations in low- und lower-middle-income countries</w:t>
+      </w:r>
+    </w:p>
+    <w:p>
+      <w:r>
+        <w:rPr>
+          <w:i/>
+          <w:color w:val="666666"/>
+          <w:sz w:val="18"/>
+        </w:rPr>
+        <w:t>Njogu AM et al.  ·  Vaccine  ·  30.08.2026  ·  PMID 42442083</w:t>
+      </w:r>
+    </w:p>
+    <w:p>
+      <w:r>
+        <w:t>Scoping Review zu räumlichen Modellierungsmethoden für Impfquoten in Ländern mit niedrigem Einkommen: 102 Artikel analysiert, hauptsächlich zu Routineimpfungen; nur 19,6% zu Zero-Dose-Prävalenz.</w:t>
+      </w:r>
+    </w:p>
+    <w:p>
+      <w:r>
+        <w:rPr>
+          <w:b/>
+        </w:rPr>
+        <w:t xml:space="preserve">Ergebnis: </w:t>
+      </w:r>
+      <w:r>
+        <w:t>70% der Studien stammen aus 2021-2024. Die meisten nutzen Befragungsdaten statt Routinedaten. Größte Defizite: uneinheitliche Zero-Dose-Definitionen, begrenzte Routinedaten-Nutzung, Unterrepräsentation marginalisierter Gruppen. Geospatiale Kartierung expandiert, aber explorativ statt präzise genug zum gezielten Targeting.</w:t>
+      </w:r>
+    </w:p>
+    <w:p>
+      <w:r>
+        <w:rPr>
+          <w:b/>
+          <w:sz w:val="19"/>
+        </w:rPr>
+        <w:t xml:space="preserve">Übertragbarkeit: </w:t>
+      </w:r>
+      <w:r>
+        <w:rPr>
+          <w:sz w:val="19"/>
+        </w:rPr>
+        <w:t>Entwicklungsländer-Fokus; Erkenntnisse für deutsche Registerentwicklung nicht direkt übertragbar.</w:t>
+      </w:r>
+    </w:p>
+    <w:p>
+      <w:r>
+        <w:rPr>
+          <w:color w:val="5A7D3A"/>
+          <w:sz w:val="18"/>
+        </w:rPr>
+        <w:t>https://pubmed.ncbi.nlm.nih.gov/42442083/</w:t>
+      </w:r>
+    </w:p>
+    <w:p>
+      <w:pPr>
+        <w:pStyle w:val="Heading2"/>
+      </w:pPr>
+      <w:r>
+        <w:t>Antikörperpersistenz nach Kinderimpfungen mit maternaler Tdap-Exposition</w:t>
+      </w:r>
+    </w:p>
+    <w:p>
+      <w:r>
+        <w:rPr>
+          <w:i/>
+          <w:color w:val="666666"/>
+          <w:sz w:val="18"/>
+        </w:rPr>
+        <w:t>De Weerdt L et al.  ·  Vaccine  ·  13.08.2026  ·  PMID 42430876</w:t>
+      </w:r>
+    </w:p>
+    <w:p>
+      <w:r>
+        <w:t>Längsschnittstudie an belgischen Kindern (Term und Frühgeborene) zu Antikörperpersistenz nach sechsvalenter DTaP-IPV-HB-PRP-Impfung und Antwort auf Auffrischung im Schulalter; Maternale Tdap-Impfung während Schwangerschaft als Exposition.</w:t>
+      </w:r>
+    </w:p>
+    <w:p>
+      <w:r>
+        <w:rPr>
+          <w:b/>
+        </w:rPr>
+        <w:t xml:space="preserve">Ergebnis: </w:t>
+      </w:r>
+      <w:r>
+        <w:t>128 Kinder bei 3 Jahren, 106 bei 5 Jahren, 94 mit Schulauffrischung. Antikörperspiegel sanken zwischen Jahr 3 und 5, Schutzraten blieben hoch (außer Anti-HB: sinkend). Nach Auffrischung: 100% Seroschutz für Diphtherie/Tetanus/Polio Typ 1, ≥96% für Polio Typ 2+3, ≥93% Pertussis-Serokonversion. Maternale Tdap-Strategie wird gestützt.</w:t>
+      </w:r>
+    </w:p>
+    <w:p>
+      <w:r>
+        <w:rPr>
+          <w:b/>
+          <w:sz w:val="19"/>
+        </w:rPr>
+        <w:t xml:space="preserve">Übertragbarkeit: </w:t>
+      </w:r>
+      <w:r>
+        <w:rPr>
+          <w:sz w:val="19"/>
+        </w:rPr>
+        <w:t>Belgien, vergleichbares Versicherungssystem; Impfkalender-Struktur ähnlich.</w:t>
+      </w:r>
+    </w:p>
+    <w:p>
+      <w:r>
+        <w:rPr>
+          <w:color w:val="5A7D3A"/>
+          <w:sz w:val="18"/>
+        </w:rPr>
+        <w:t>https://pubmed.ncbi.nlm.nih.gov/42430876/</w:t>
+      </w:r>
+    </w:p>
+    <w:p>
+      <w:pPr>
+        <w:pStyle w:val="Heading2"/>
+      </w:pPr>
+      <w:r>
+        <w:t>COVID-19-Impfakzeptanz variiert nach Herkunftsregion in Schweden</w:t>
+      </w:r>
+    </w:p>
+    <w:p>
+      <w:r>
+        <w:rPr>
+          <w:i/>
+          <w:color w:val="666666"/>
+          <w:sz w:val="18"/>
+        </w:rPr>
+        <w:t>Hassan M et al.  ·  Front Public Health  ·  24.06.2026  ·  PMID 42422674</w:t>
+      </w:r>
+    </w:p>
+    <w:p>
+      <w:r>
+        <w:t>Querschnittsbefragung in Schweden (n=3.281) zur COVID-19-Impfbereitschaft stratifiziert nach Geburtsregion: Schweden, Westländer, Nicht-Westländer. Sechs Domänen (Vertrauensdomänen, Normen, Erreichbarkeit) gemessen.</w:t>
+      </w:r>
+    </w:p>
+    <w:p>
+      <w:r>
+        <w:rPr>
+          <w:b/>
+        </w:rPr>
+        <w:t xml:space="preserve">Ergebnis: </w:t>
+      </w:r>
+      <w:r>
+        <w:t>Geimpfte aus Schweden und Westländern hatten 9,5 bzw. 8,9 Punkte höhere Akzeptanzscores als Ungeimpfte; bei Nicht-Westländern nur 2,8 Punkte Unterschied. Bei Schweden/Westländern: ‚Deskriptive Normen' und ‚Vertrauen in Impfstoffe' stärkste Prädiktoren (OR 2,5–3,6). Bei Nicht-Westländern nur ‚Vertrauen' und ‚Nutzen-Risiko' relevant (OR 1,6–1,7).</w:t>
+      </w:r>
+    </w:p>
+    <w:p>
+      <w:r>
+        <w:rPr>
+          <w:b/>
+          <w:sz w:val="19"/>
+        </w:rPr>
+        <w:t xml:space="preserve">Übertragbarkeit: </w:t>
+      </w:r>
+      <w:r>
+        <w:rPr>
+          <w:sz w:val="19"/>
+        </w:rPr>
+        <w:t>Skandinavien, Public-Health-System ähnlich; zeigt Defizit bei Migranten-Outreach.</w:t>
+      </w:r>
+    </w:p>
+    <w:p>
+      <w:r>
+        <w:rPr>
+          <w:color w:val="5A7D3A"/>
+          <w:sz w:val="18"/>
+        </w:rPr>
+        <w:t>https://pubmed.ncbi.nlm.nih.gov/42422674/</w:t>
       </w:r>
     </w:p>
     <w:p>

--- a/download/studien-archiv.docx
+++ b/download/studien-archiv.docx
@@ -62,7 +62,363 @@
           <w:color w:val="666666"/>
           <w:sz w:val="18"/>
         </w:rPr>
-        <w:t>Stand: 04.09.2026  |  73 Studien  |  impfen.m-vf.de</w:t>
+        <w:t>Stand: 05.09.2026  |  79 Studien  |  impfen.m-vf.de</w:t>
+      </w:r>
+    </w:p>
+    <w:p>
+      <w:pPr>
+        <w:pStyle w:val="Heading1"/>
+      </w:pPr>
+      <w:r>
+        <w:t>Aufgenommen am 05.09.2026</w:t>
+      </w:r>
+    </w:p>
+    <w:p>
+      <w:pPr>
+        <w:pStyle w:val="Heading2"/>
+      </w:pPr>
+      <w:r>
+        <w:t>Influenza-Impfeffektivität gegen Hospitalisierung bei Erwachsenen mit chronischen Erkrankungen</w:t>
+      </w:r>
+    </w:p>
+    <w:p>
+      <w:r>
+        <w:rPr>
+          <w:i/>
+          <w:color w:val="666666"/>
+          <w:sz w:val="18"/>
+        </w:rPr>
+        <w:t>Toledo D et al.  ·  Influenza Other Respir Viruses  ·  Sept. 2026  ·  PMID 42693773</w:t>
+      </w:r>
+    </w:p>
+    <w:p>
+      <w:r>
+        <w:t>Multizentrisches Fall-Kontroll-Verfahren aus 17 spanischen Krankenhäusern zur Bestimmung der klinischen Effektivität der saisonalen Influenzaimpfung bei hospitalisiert behandelten Erwachsenen (15–64 Jahre) mit vorbestehenden medizinischen Erkrankungen über drei Influenzajahreszeiten.</w:t>
+      </w:r>
+    </w:p>
+    <w:p>
+      <w:r>
+        <w:rPr>
+          <w:b/>
+        </w:rPr>
+        <w:t xml:space="preserve">Ergebnis: </w:t>
+      </w:r>
+      <w:r>
+        <w:t>Von 1.220 hospitalisierten Erwachsenen waren 25,2 % geimpft. Die Impfeffektivität variierte nach Saison, Altersgruppe und Virus-Subtyp; statistisch signifikanter Schutz wurde für alle Jahreszeiten gemeinsam gegen A(H3N2) beobachtet, einzelne Jahreszeiten zeigten keine signifikanten Unterschiede. Die Studie unterstreicht geringe saisonale Influenzaimpfquoten in dieser Bevölkerungsgruppe und die Notwendigkeit verbesserter Impfstrategien.</w:t>
+      </w:r>
+    </w:p>
+    <w:p>
+      <w:r>
+        <w:rPr>
+          <w:b/>
+          <w:sz w:val="19"/>
+        </w:rPr>
+        <w:t xml:space="preserve">Übertragbarkeit: </w:t>
+      </w:r>
+      <w:r>
+        <w:rPr>
+          <w:sz w:val="19"/>
+        </w:rPr>
+        <w:t>Spanien, vergleichbares Gesundheitssystem; Hospitalisierungsdaten messbar</w:t>
+      </w:r>
+    </w:p>
+    <w:p>
+      <w:r>
+        <w:rPr>
+          <w:color w:val="5A7D3A"/>
+          <w:sz w:val="18"/>
+        </w:rPr>
+        <w:t>https://pubmed.ncbi.nlm.nih.gov/42693773/</w:t>
+      </w:r>
+    </w:p>
+    <w:p>
+      <w:pPr>
+        <w:pStyle w:val="Heading2"/>
+      </w:pPr>
+      <w:r>
+        <w:t>Klima und Impfung als Determinanten für Durchfall-Morbidität in afrikanischen Ländern</w:t>
+      </w:r>
+    </w:p>
+    <w:p>
+      <w:r>
+        <w:rPr>
+          <w:i/>
+          <w:color w:val="666666"/>
+          <w:sz w:val="18"/>
+        </w:rPr>
+        <w:t>Kowalcyk M et al.  ·  Nat Commun  ·  06.08.2026  ·  PMID 42693103</w:t>
+      </w:r>
+    </w:p>
+    <w:p>
+      <w:r>
+        <w:t>Sekundäranalyse der Global Enteric Multicenter Study (GEMS) und VIDA-Studie zur Rolle von Klima und sozioökonomischen Vulnerabilitätsfaktoren bei der Vorhersage pathogenspezifischer Durchfall-Erkrankungen bei Kindern in Gambia, Kenia und Mali.</w:t>
+      </w:r>
+    </w:p>
+    <w:p>
+      <w:r>
+        <w:rPr>
+          <w:b/>
+        </w:rPr>
+        <w:t xml:space="preserve">Ergebnis: </w:t>
+      </w:r>
+      <w:r>
+        <w:t>Soziodemografische Vulnerabilität (Transport-, Fernseh-, Stromzugang) und Rotavirus-Impfeinführung modifizierten die Assoziation zwischen Wetter und moderatem-schwerem Durchfall. Diese Modifikationen waren standort- und pathogenspezifisch. Bevölkerungszahl war stärkster Prädiktor (SHAP mean absolute 0,167 für Inzidenz). Die Studie zeigt, dass Vulnerabilitätsfaktoren mit variable pathogenspezifischen Erkrankungsrisiken korreliert sind.</w:t>
+      </w:r>
+    </w:p>
+    <w:p>
+      <w:r>
+        <w:rPr>
+          <w:b/>
+          <w:sz w:val="19"/>
+        </w:rPr>
+        <w:t xml:space="preserve">Übertragbarkeit: </w:t>
+      </w:r>
+      <w:r>
+        <w:rPr>
+          <w:sz w:val="19"/>
+        </w:rPr>
+        <w:t>Afrika; Vulnerabilität und Impfprogramme, Versorgungsforschung in ressourcenlimitierten Settings</w:t>
+      </w:r>
+    </w:p>
+    <w:p>
+      <w:r>
+        <w:rPr>
+          <w:color w:val="5A7D3A"/>
+          <w:sz w:val="18"/>
+        </w:rPr>
+        <w:t>https://pubmed.ncbi.nlm.nih.gov/42693103/</w:t>
+      </w:r>
+    </w:p>
+    <w:p>
+      <w:pPr>
+        <w:pStyle w:val="Heading2"/>
+      </w:pPr>
+      <w:r>
+        <w:t>Barrieren und Beförderer der HPV-Impfakzeptanz in Pakistan vor Programmstart</w:t>
+      </w:r>
+    </w:p>
+    <w:p>
+      <w:r>
+        <w:rPr>
+          <w:i/>
+          <w:color w:val="666666"/>
+          <w:sz w:val="18"/>
+        </w:rPr>
+        <w:t>Noreen K et al.  ·  Hum Vaccin Immunother  ·  03.09.2026  ·  PMID 42692950</w:t>
+      </w:r>
+    </w:p>
+    <w:p>
+      <w:r>
+        <w:t>Qualitative Studie mit Fokusgruppen und Interviews bei Community Worker, Gesundheitspersonal, Lehrkräften, Mädchen und Eltern zur Erfassung von Hemmnissen und Förderungsfaktoren der HPV-Impfakzeptanz vor dem ersten nationalen HPV-Impfprogramm in Pakistan.</w:t>
+      </w:r>
+    </w:p>
+    <w:p>
+      <w:r>
+        <w:rPr>
+          <w:b/>
+        </w:rPr>
+        <w:t xml:space="preserve">Ergebnis: </w:t>
+      </w:r>
+      <w:r>
+        <w:t>Barrieren: Furcht vor Nebenwirkungen, Impfskepsis, Fehlinformation über soziale Medien, religiöse Wahrnehmungen, patriarchale Entscheidungsfindung, Wartezeitprobleme, Widerstand in der Gemeinde. Beförderer: Erkenntnis des Impfnutzens, unterstützende Familie und Gemeinschaftsnormen, Gesundheitsfachleute-Beratung, religiöse Argumente, aufsuchende Dienste und Vertrauenspersonen wie Schulleitung. Die Befunde unterstreichen Bedarf für kulturell sensible, vertrauensaufbauende Strategien über klinischen Ansatz hinaus.</w:t>
+      </w:r>
+    </w:p>
+    <w:p>
+      <w:r>
+        <w:rPr>
+          <w:b/>
+          <w:sz w:val="19"/>
+        </w:rPr>
+        <w:t xml:space="preserve">Übertragbarkeit: </w:t>
+      </w:r>
+      <w:r>
+        <w:rPr>
+          <w:sz w:val="19"/>
+        </w:rPr>
+        <w:t>Pakistan; Implementierungsforschung für Programmstart nötig, nicht direkt auf Deutschland übertragbar</w:t>
+      </w:r>
+    </w:p>
+    <w:p>
+      <w:r>
+        <w:rPr>
+          <w:color w:val="5A7D3A"/>
+          <w:sz w:val="18"/>
+        </w:rPr>
+        <w:t>https://pubmed.ncbi.nlm.nih.gov/42692950/</w:t>
+      </w:r>
+    </w:p>
+    <w:p>
+      <w:pPr>
+        <w:pStyle w:val="Heading2"/>
+      </w:pPr>
+      <w:r>
+        <w:t>Monitoring von Impfabbrüchen: Effekt auf Durchimpfungsquoten im ländlichen Südsudan</w:t>
+      </w:r>
+    </w:p>
+    <w:p>
+      <w:r>
+        <w:rPr>
+          <w:i/>
+          <w:color w:val="666666"/>
+          <w:sz w:val="18"/>
+        </w:rPr>
+        <w:t>Igga DOM et al.  ·  PLoS One  ·  03.09.2026  ·  PMID 42691046</w:t>
+      </w:r>
+    </w:p>
+    <w:p>
+      <w:r>
+        <w:t>Prospektive Kohortenstudie über drei Monate in 14 Gesundheitseinrichtungen im Maridi County (Südsudan) zur Wirksamkeit von Monitoring-Mechanismen zur Reduzierung von Impfausfällen bei Säuglingen und Kleinkindern.</w:t>
+      </w:r>
+    </w:p>
+    <w:p>
+      <w:r>
+        <w:rPr>
+          <w:b/>
+        </w:rPr>
+        <w:t xml:space="preserve">Ergebnis: </w:t>
+      </w:r>
+      <w:r>
+        <w:t>Einrichtungen mit aktualisierten Monitoring-Charts hatten signifikant niedrigere Ausfallquoten (Spearman r = -0,725, p = 0,003). Boma Health Worker (Community-Helfer zur Verfolgung ausstehender Impfungen) waren in 64 % der Einrichtungen präsent; 91,7 % der Einrichtungen mit niedrigen Ausfallquoten hatten Helfer, gegenüber 37,5 % mit hohen Ausfallquoten. Kombinierte Facility- und Community-basierte Monitoring-Mechanismen zeigten komplementären Effekt. Ausfallquoten über 10 % sanken über drei Monate um 9,6 Prozentpunkte.</w:t>
+      </w:r>
+    </w:p>
+    <w:p>
+      <w:r>
+        <w:rPr>
+          <w:b/>
+          <w:sz w:val="19"/>
+        </w:rPr>
+        <w:t xml:space="preserve">Übertragbarkeit: </w:t>
+      </w:r>
+      <w:r>
+        <w:rPr>
+          <w:sz w:val="19"/>
+        </w:rPr>
+        <w:t>Südsudan; Monitoring-Muster auch für Deutschland relevant, aber Gesundheitssystem-Kontext verschieden</w:t>
+      </w:r>
+    </w:p>
+    <w:p>
+      <w:r>
+        <w:rPr>
+          <w:color w:val="5A7D3A"/>
+          <w:sz w:val="18"/>
+        </w:rPr>
+        <w:t>https://pubmed.ncbi.nlm.nih.gov/42691046/</w:t>
+      </w:r>
+    </w:p>
+    <w:p>
+      <w:pPr>
+        <w:pStyle w:val="Heading2"/>
+      </w:pPr>
+      <w:r>
+        <w:t>Quoten bei Jugendlichen-Impfung USA 2025: HPV stagniert, Tdap und MenACWY leicht gesunken</w:t>
+      </w:r>
+    </w:p>
+    <w:p>
+      <w:r>
+        <w:rPr>
+          <w:i/>
+          <w:color w:val="666666"/>
+          <w:sz w:val="18"/>
+        </w:rPr>
+        <w:t>Pingali C et al.  ·  MMWR Morb Mortal Wkly Rep  ·  03.09.2026  ·  PMID 42691006</w:t>
+      </w:r>
+    </w:p>
+    <w:p>
+      <w:r>
+        <w:t>Analyse der 2025 National Immunization Survey-Teen für 18.692 Adoleszente (13–17 Jahre) zur Erfassung von Trends bei Tetanus-Diptherie-Pertussis (Tdap), Meningokokken- und HPV-Impfquoten in den USA.</w:t>
+      </w:r>
+    </w:p>
+    <w:p>
+      <w:r>
+        <w:rPr>
+          <w:b/>
+        </w:rPr>
+        <w:t xml:space="preserve">Ergebnis: </w:t>
+      </w:r>
+      <w:r>
+        <w:t>Tdap und MenACWY 2025 zu ca. 90 %, leicht gesunken gegenüber 2024. HPV-Impfquoten (≥1 Dosis und Serie-Vollständigkeit) stiegen zum vierten Jahr nicht an und blieben deutlich unter Tdap/MenACWY. HPV-Quote in ländlich geprägten Gebieten 12,0 Prozentpunkte niedriger als in städtischen Gegenden. Größte Variation zwischen Bundesländern bei HPV. Geografische und regionale Disparitäten persistent.</w:t>
+      </w:r>
+    </w:p>
+    <w:p>
+      <w:r>
+        <w:rPr>
+          <w:b/>
+          <w:sz w:val="19"/>
+        </w:rPr>
+        <w:t xml:space="preserve">Übertragbarkeit: </w:t>
+      </w:r>
+      <w:r>
+        <w:rPr>
+          <w:sz w:val="19"/>
+        </w:rPr>
+        <w:t>USA; Quoten nicht direkt übertragbar, aber Disparitätsmuster ländlich/urban ähnlich Deutschland</w:t>
+      </w:r>
+    </w:p>
+    <w:p>
+      <w:r>
+        <w:rPr>
+          <w:color w:val="5A7D3A"/>
+          <w:sz w:val="18"/>
+        </w:rPr>
+        <w:t>https://pubmed.ncbi.nlm.nih.gov/42691006/</w:t>
+      </w:r>
+    </w:p>
+    <w:p>
+      <w:pPr>
+        <w:pStyle w:val="Heading2"/>
+      </w:pPr>
+      <w:r>
+        <w:t>Impfassoziierte Belastung: Implementierung canadischer Leitlinien in Niederländisches Impfprogramm</w:t>
+      </w:r>
+    </w:p>
+    <w:p>
+      <w:r>
+        <w:rPr>
+          <w:i/>
+          <w:color w:val="666666"/>
+          <w:sz w:val="18"/>
+        </w:rPr>
+        <w:t>Huijten DCM et al.  ·  Clin J Pain  ·  01.08.2026  ·  PMID 42444177</w:t>
+      </w:r>
+    </w:p>
+    <w:p>
+      <w:r>
+        <w:t>Erfahrungsbericht zur kulturellen Anpassung des CARD-Systems (Comfort-Ask-Relax-Distract) aus Kanada für das Niederländische Nationale Impfprogramm, um impfassoziierte Stress-Reaktionen (Schmerz, Nadelangst) zu reduzieren und Quote zu erhöhen.</w:t>
+      </w:r>
+    </w:p>
+    <w:p>
+      <w:r>
+        <w:rPr>
+          <w:b/>
+        </w:rPr>
+        <w:t xml:space="preserve">Ergebnis: </w:t>
+      </w:r>
+      <w:r>
+        <w:t>Der CARD-Multikomponenten-Ansatz kombiniert Edukation mit mehreren Interventionen zur Stressreduktion (prozessual, physisch, pharmakologisch, psychologisch). Systematische Anpassung mittels EPIS-Rahmenwerk (Exploration-Preparation-Implementation-Sustainment) wurde durchgeführt. Das Konzept zeigt, dass Effektivität in einem Kontext (Kanada) nicht automatisch in anderem (Niederlande) funktioniert. Pilotstudie im niederländischen Kontext geplant.</w:t>
+      </w:r>
+    </w:p>
+    <w:p>
+      <w:r>
+        <w:rPr>
+          <w:b/>
+          <w:sz w:val="19"/>
+        </w:rPr>
+        <w:t xml:space="preserve">Übertragbarkeit: </w:t>
+      </w:r>
+      <w:r>
+        <w:rPr>
+          <w:sz w:val="19"/>
+        </w:rPr>
+        <w:t>Niederlande, vergleichbares Impfprogramm; übertragbar auf Deutsche Impfkompetenz-Schulung</w:t>
+      </w:r>
+    </w:p>
+    <w:p>
+      <w:r>
+        <w:rPr>
+          <w:color w:val="5A7D3A"/>
+          <w:sz w:val="18"/>
+        </w:rPr>
+        <w:t>https://pubmed.ncbi.nlm.nih.gov/42444177/</w:t>
       </w:r>
     </w:p>
     <w:p>
